--- a/t13_s5.docx
+++ b/t13_s5.docx
@@ -3,2168 +3,1698 @@
 <w:document xmlns:wpc="http://schemas.microsoft.com/office/word/2010/wordprocessingCanvas" xmlns:mo="http://schemas.microsoft.com/office/mac/office/2008/main" xmlns:mc="http://schemas.openxmlformats.org/markup-compatibility/2006" xmlns:mv="urn:schemas-microsoft-com:mac:vml" xmlns:o="urn:schemas-microsoft-com:office:office" xmlns:r="http://schemas.openxmlformats.org/officeDocument/2006/relationships" xmlns:m="http://schemas.openxmlformats.org/officeDocument/2006/math" xmlns:v="urn:schemas-microsoft-com:vml" xmlns:wp14="http://schemas.microsoft.com/office/word/2010/wordprocessingDrawing" xmlns:wp="http://schemas.openxmlformats.org/drawingml/2006/wordprocessingDrawing" xmlns:w10="urn:schemas-microsoft-com:office:word" xmlns:w="http://schemas.openxmlformats.org/wordprocessingml/2006/main" xmlns:w14="http://schemas.microsoft.com/office/word/2010/wordml" xmlns:wpg="http://schemas.microsoft.com/office/word/2010/wordprocessingGroup" xmlns:wpi="http://schemas.microsoft.com/office/word/2010/wordprocessingInk" xmlns:wne="http://schemas.microsoft.com/office/word/2006/wordml" xmlns:wps="http://schemas.microsoft.com/office/word/2010/wordprocessingShape" mc:Ignorable="w14 wp14">
   <w:body>
     <w:p>
-      <w:pPr>
-        <w:spacing w:after="20" w:before="120"/>
-      </w:pPr>
-      <w:r>
-        <w:rPr>
-          <w:b/>
-          <w:sz w:val="22"/>
-        </w:rPr>
-        <w:t>Question: Which Indian city hosted the 2023 Men's Hockey World Cup?</w:t>
-      </w:r>
-    </w:p>
-    <w:p>
-      <w:pPr>
-        <w:spacing w:after="0" w:before="0"/>
-      </w:pPr>
-      <w:r>
-        <w:rPr>
-          <w:b w:val="0"/>
-          <w:sz w:val="22"/>
-        </w:rPr>
-        <w:t>(a) Bhubaneswar and Rourkela</w:t>
-      </w:r>
-    </w:p>
-    <w:p>
-      <w:pPr>
-        <w:spacing w:after="0" w:before="0"/>
-      </w:pPr>
-      <w:r>
-        <w:rPr>
-          <w:b w:val="0"/>
-          <w:sz w:val="22"/>
-        </w:rPr>
-        <w:t>(b) Bengaluru</w:t>
-      </w:r>
-    </w:p>
-    <w:p>
-      <w:pPr>
-        <w:spacing w:after="0" w:before="0"/>
-      </w:pPr>
-      <w:r>
-        <w:rPr>
-          <w:b w:val="0"/>
-          <w:sz w:val="22"/>
-        </w:rPr>
-        <w:t>(c) Mumbai</w:t>
-      </w:r>
-    </w:p>
-    <w:p>
-      <w:pPr>
-        <w:spacing w:after="0" w:before="0"/>
-      </w:pPr>
-      <w:r>
-        <w:rPr>
-          <w:b w:val="0"/>
-          <w:sz w:val="22"/>
-        </w:rPr>
-        <w:t>(d) New Delhi</w:t>
-      </w:r>
-    </w:p>
-    <w:p>
-      <w:pPr>
-        <w:spacing w:after="0" w:before="40"/>
-      </w:pPr>
-      <w:r>
-        <w:rPr>
-          <w:b/>
-          <w:sz w:val="22"/>
-        </w:rPr>
-        <w:t>Answer: a</w:t>
-      </w:r>
-    </w:p>
-    <w:p>
-      <w:pPr>
-        <w:spacing w:after="0" w:before="0"/>
-      </w:pPr>
-      <w:r>
-        <w:rPr>
-          <w:b w:val="0"/>
-          <w:sz w:val="21"/>
-        </w:rPr>
-        <w:t>Solution: The 2023 Men's FIH Hockey World Cup was held at Bhubaneswar and Rourkela, Odisha.</w:t>
-      </w:r>
-    </w:p>
-    <w:p>
-      <w:pPr>
-        <w:spacing w:after="0" w:before="0"/>
-      </w:pPr>
-      <w:r>
-        <w:rPr>
-          <w:b w:val="0"/>
-          <w:sz w:val="20"/>
-        </w:rPr>
-        <w:t>Positive Marks: 1</w:t>
-      </w:r>
-    </w:p>
-    <w:p>
-      <w:pPr>
-        <w:spacing w:after="160" w:before="0"/>
-      </w:pPr>
-      <w:r>
-        <w:rPr>
-          <w:b w:val="0"/>
-          <w:sz w:val="20"/>
-        </w:rPr>
-        <w:t>Negative Marks: 0.25</w:t>
-      </w:r>
-    </w:p>
-    <w:p>
-      <w:pPr>
-        <w:spacing w:after="20" w:before="120"/>
-      </w:pPr>
-      <w:r>
-        <w:rPr>
-          <w:b/>
-          <w:sz w:val="22"/>
-        </w:rPr>
-        <w:t>Question: Difference between smallest and largest value is known as:</w:t>
-      </w:r>
-    </w:p>
-    <w:p>
-      <w:pPr>
-        <w:spacing w:after="0" w:before="0"/>
-      </w:pPr>
-      <w:r>
-        <w:rPr>
-          <w:b w:val="0"/>
-          <w:sz w:val="22"/>
-        </w:rPr>
-        <w:t>(a) Range</w:t>
-      </w:r>
-    </w:p>
-    <w:p>
-      <w:pPr>
-        <w:spacing w:after="0" w:before="0"/>
-      </w:pPr>
-      <w:r>
-        <w:rPr>
-          <w:b w:val="0"/>
-          <w:sz w:val="22"/>
-        </w:rPr>
-        <w:t>(b) Average</w:t>
-      </w:r>
-    </w:p>
-    <w:p>
-      <w:pPr>
-        <w:spacing w:after="0" w:before="0"/>
-      </w:pPr>
-      <w:r>
-        <w:rPr>
-          <w:b w:val="0"/>
-          <w:sz w:val="22"/>
-        </w:rPr>
-        <w:t>(c) Mean</w:t>
-      </w:r>
-    </w:p>
-    <w:p>
-      <w:pPr>
-        <w:spacing w:after="0" w:before="0"/>
-      </w:pPr>
-      <w:r>
-        <w:rPr>
-          <w:b w:val="0"/>
-          <w:sz w:val="22"/>
-        </w:rPr>
-        <w:t>(d) Standard deviation</w:t>
-      </w:r>
-    </w:p>
-    <w:p>
-      <w:pPr>
-        <w:spacing w:after="0" w:before="40"/>
-      </w:pPr>
-      <w:r>
-        <w:rPr>
-          <w:b/>
-          <w:sz w:val="22"/>
-        </w:rPr>
-        <w:t>Answer: a</w:t>
-      </w:r>
-    </w:p>
-    <w:p>
-      <w:pPr>
-        <w:spacing w:after="0" w:before="0"/>
-      </w:pPr>
-      <w:r>
-        <w:rPr>
-          <w:b w:val="0"/>
-          <w:sz w:val="21"/>
-        </w:rPr>
-        <w:t>Solution: The difference between the smallest and largest value in a data set is known as the range. The range provides a measure of the spread or dispersion of the data. It is calculated by subtracting the smallest value from the largest value. The range is a simple and intuitive measure of variability, but it is sensitive to extreme values and may not provide a complete picture of the distribution. Other measures, such as the mean, standard deviation, or interquartile range, are often used in conjunction with the range to provide a more comprehensive understanding of the data. "Biostatistics: A Foundation for Analysis in the Health Sciences," Chapter 2</w:t>
-      </w:r>
-    </w:p>
-    <w:p>
-      <w:pPr>
-        <w:spacing w:after="0" w:before="0"/>
-      </w:pPr>
-      <w:r>
-        <w:rPr>
-          <w:b w:val="0"/>
-          <w:sz w:val="20"/>
-        </w:rPr>
-        <w:t>Positive Marks: 1</w:t>
-      </w:r>
-    </w:p>
-    <w:p>
-      <w:pPr>
-        <w:spacing w:after="160" w:before="0"/>
-      </w:pPr>
-      <w:r>
-        <w:rPr>
-          <w:b w:val="0"/>
-          <w:sz w:val="20"/>
-        </w:rPr>
-        <w:t>Negative Marks: 0.25</w:t>
-      </w:r>
-    </w:p>
-    <w:p>
-      <w:pPr>
-        <w:spacing w:after="20" w:before="120"/>
-      </w:pPr>
-      <w:r>
-        <w:rPr>
-          <w:b/>
-          <w:sz w:val="22"/>
-        </w:rPr>
-        <w:t>Question: ___________ was the first Vice President of India.</w:t>
-      </w:r>
-    </w:p>
-    <w:p>
-      <w:pPr>
-        <w:spacing w:after="0" w:before="0"/>
-      </w:pPr>
-      <w:r>
-        <w:rPr>
-          <w:b w:val="0"/>
-          <w:sz w:val="22"/>
-        </w:rPr>
-        <w:t>(a) Pandit Jawahar Lal Nehru</w:t>
-      </w:r>
-    </w:p>
-    <w:p>
-      <w:pPr>
-        <w:spacing w:after="0" w:before="0"/>
-      </w:pPr>
-      <w:r>
-        <w:rPr>
-          <w:b w:val="0"/>
-          <w:sz w:val="22"/>
-        </w:rPr>
-        <w:t>(b) Dr. S. Radhakrishnan</w:t>
-      </w:r>
-    </w:p>
-    <w:p>
-      <w:pPr>
-        <w:spacing w:after="0" w:before="0"/>
-      </w:pPr>
-      <w:r>
-        <w:rPr>
-          <w:b w:val="0"/>
-          <w:sz w:val="22"/>
-        </w:rPr>
-        <w:t>(c) Dr. Rajendra Prasad</w:t>
-      </w:r>
-    </w:p>
-    <w:p>
-      <w:pPr>
-        <w:spacing w:after="0" w:before="0"/>
-      </w:pPr>
-      <w:r>
-        <w:rPr>
-          <w:b w:val="0"/>
-          <w:sz w:val="22"/>
-        </w:rPr>
-        <w:t>(d) Dr. S. D. Sharma</w:t>
-      </w:r>
-    </w:p>
-    <w:p>
-      <w:pPr>
-        <w:spacing w:after="0" w:before="40"/>
-      </w:pPr>
-      <w:r>
-        <w:rPr>
-          <w:b/>
-          <w:sz w:val="22"/>
-        </w:rPr>
-        <w:t>Answer: b</w:t>
-      </w:r>
-    </w:p>
-    <w:p>
-      <w:pPr>
-        <w:spacing w:after="0" w:before="0"/>
-      </w:pPr>
-      <w:r>
-        <w:rPr>
-          <w:b w:val="0"/>
-          <w:sz w:val="21"/>
-        </w:rPr>
-        <w:t>Solution: Dr. S. Radhakrishnan was the first Vice President of India (1952-1962).</w:t>
-      </w:r>
-    </w:p>
-    <w:p>
-      <w:pPr>
-        <w:spacing w:after="0" w:before="0"/>
-      </w:pPr>
-      <w:r>
-        <w:rPr>
-          <w:b w:val="0"/>
-          <w:sz w:val="20"/>
-        </w:rPr>
-        <w:t>Positive Marks: 1</w:t>
-      </w:r>
-    </w:p>
-    <w:p>
-      <w:pPr>
-        <w:spacing w:after="160" w:before="0"/>
-      </w:pPr>
-      <w:r>
-        <w:rPr>
-          <w:b w:val="0"/>
-          <w:sz w:val="20"/>
-        </w:rPr>
-        <w:t>Negative Marks: 0.25</w:t>
-      </w:r>
-    </w:p>
-    <w:p>
-      <w:pPr>
-        <w:spacing w:after="20" w:before="120"/>
-      </w:pPr>
-      <w:r>
-        <w:rPr>
-          <w:b/>
-          <w:sz w:val="22"/>
-        </w:rPr>
-        <w:t>Question: A train travels 60 km in 45 minutes. What is its speed in km/hour?</w:t>
-      </w:r>
-    </w:p>
-    <w:p>
-      <w:pPr>
-        <w:spacing w:after="0" w:before="0"/>
-      </w:pPr>
-      <w:r>
-        <w:rPr>
-          <w:b w:val="0"/>
-          <w:sz w:val="22"/>
-        </w:rPr>
-        <w:t>(a) 80 km/hr</w:t>
-      </w:r>
-    </w:p>
-    <w:p>
-      <w:pPr>
-        <w:spacing w:after="0" w:before="0"/>
-      </w:pPr>
-      <w:r>
-        <w:rPr>
-          <w:b w:val="0"/>
-          <w:sz w:val="22"/>
-        </w:rPr>
-        <w:t>(b) 90 km/hr</w:t>
-      </w:r>
-    </w:p>
-    <w:p>
-      <w:pPr>
-        <w:spacing w:after="0" w:before="0"/>
-      </w:pPr>
-      <w:r>
-        <w:rPr>
-          <w:b w:val="0"/>
-          <w:sz w:val="22"/>
-        </w:rPr>
-        <w:t>(c) 75 km/hr</w:t>
-      </w:r>
-    </w:p>
-    <w:p>
-      <w:pPr>
-        <w:spacing w:after="0" w:before="0"/>
-      </w:pPr>
-      <w:r>
-        <w:rPr>
-          <w:b w:val="0"/>
-          <w:sz w:val="22"/>
-        </w:rPr>
-        <w:t>(d) 60 km/hr</w:t>
-      </w:r>
-    </w:p>
-    <w:p>
-      <w:pPr>
-        <w:spacing w:after="0" w:before="40"/>
-      </w:pPr>
-      <w:r>
-        <w:rPr>
-          <w:b/>
-          <w:sz w:val="22"/>
-        </w:rPr>
-        <w:t>Answer: a</w:t>
-      </w:r>
-    </w:p>
-    <w:p>
-      <w:pPr>
-        <w:spacing w:after="0" w:before="0"/>
-      </w:pPr>
-      <w:r>
-        <w:rPr>
-          <w:b w:val="0"/>
-          <w:sz w:val="21"/>
-        </w:rPr>
-        <w:t>Solution: Speed = distance ÷ time = 60 km ÷ 0.75 hr = 80 km/hr.</w:t>
-      </w:r>
-    </w:p>
-    <w:p>
-      <w:pPr>
-        <w:spacing w:after="0" w:before="0"/>
-      </w:pPr>
-      <w:r>
-        <w:rPr>
-          <w:b w:val="0"/>
-          <w:sz w:val="20"/>
-        </w:rPr>
-        <w:t>Positive Marks: 1</w:t>
-      </w:r>
-    </w:p>
-    <w:p>
-      <w:pPr>
-        <w:spacing w:after="160" w:before="0"/>
-      </w:pPr>
-      <w:r>
-        <w:rPr>
-          <w:b w:val="0"/>
-          <w:sz w:val="20"/>
-        </w:rPr>
-        <w:t>Negative Marks: 0.25</w:t>
-      </w:r>
-    </w:p>
-    <w:p>
-      <w:pPr>
-        <w:spacing w:after="20" w:before="120"/>
-      </w:pPr>
-      <w:r>
-        <w:rPr>
-          <w:b/>
-          <w:sz w:val="22"/>
-        </w:rPr>
-        <w:t>Question: In a certain code, RAIN is written as S B J O. How is SNOW written?</w:t>
-      </w:r>
-    </w:p>
-    <w:p>
-      <w:pPr>
-        <w:spacing w:after="0" w:before="0"/>
-      </w:pPr>
-      <w:r>
-        <w:rPr>
-          <w:b w:val="0"/>
-          <w:sz w:val="22"/>
-        </w:rPr>
-        <w:t>(a) TOWX</w:t>
-      </w:r>
-    </w:p>
-    <w:p>
-      <w:pPr>
-        <w:spacing w:after="0" w:before="0"/>
-      </w:pPr>
-      <w:r>
-        <w:rPr>
-          <w:b w:val="0"/>
-          <w:sz w:val="22"/>
-        </w:rPr>
-        <w:t>(b) TOPX</w:t>
-      </w:r>
-    </w:p>
-    <w:p>
-      <w:pPr>
-        <w:spacing w:after="0" w:before="0"/>
-      </w:pPr>
-      <w:r>
-        <w:rPr>
-          <w:b w:val="0"/>
-          <w:sz w:val="22"/>
-        </w:rPr>
-        <w:t>(c) TPOX</w:t>
-      </w:r>
-    </w:p>
-    <w:p>
-      <w:pPr>
-        <w:spacing w:after="0" w:before="0"/>
-      </w:pPr>
-      <w:r>
-        <w:rPr>
-          <w:b w:val="0"/>
-          <w:sz w:val="22"/>
-        </w:rPr>
-        <w:t>(d) TOPY</w:t>
-      </w:r>
-    </w:p>
-    <w:p>
-      <w:pPr>
-        <w:spacing w:after="0" w:before="40"/>
-      </w:pPr>
-      <w:r>
-        <w:rPr>
-          <w:b/>
-          <w:sz w:val="22"/>
-        </w:rPr>
-        <w:t>Answer: b</w:t>
-      </w:r>
-    </w:p>
-    <w:p>
-      <w:pPr>
-        <w:spacing w:after="0" w:before="0"/>
-      </w:pPr>
-      <w:r>
-        <w:rPr>
-          <w:b w:val="0"/>
-          <w:sz w:val="21"/>
-        </w:rPr>
-        <w:t>Solution: Each letter moves +1: S→T, N→O, O→P, W→X, so SNOW → TOPX.</w:t>
-      </w:r>
-    </w:p>
-    <w:p>
-      <w:pPr>
-        <w:spacing w:after="0" w:before="0"/>
-      </w:pPr>
-      <w:r>
-        <w:rPr>
-          <w:b w:val="0"/>
-          <w:sz w:val="20"/>
-        </w:rPr>
-        <w:t>Positive Marks: 1</w:t>
-      </w:r>
-    </w:p>
-    <w:p>
-      <w:pPr>
-        <w:spacing w:after="160" w:before="0"/>
-      </w:pPr>
-      <w:r>
-        <w:rPr>
-          <w:b w:val="0"/>
-          <w:sz w:val="20"/>
-        </w:rPr>
-        <w:t>Negative Marks: 0.25</w:t>
-      </w:r>
-    </w:p>
-    <w:p>
-      <w:pPr>
-        <w:spacing w:after="20" w:before="120"/>
-      </w:pPr>
-      <w:r>
-        <w:rPr>
-          <w:b/>
-          <w:sz w:val="22"/>
-        </w:rPr>
-        <w:t>Question: If A is the brother of B, B is the sister of C, and C is the mother of D, how is A related to D?</w:t>
-      </w:r>
-    </w:p>
-    <w:p>
-      <w:pPr>
-        <w:spacing w:after="0" w:before="0"/>
-      </w:pPr>
-      <w:r>
-        <w:rPr>
-          <w:b w:val="0"/>
-          <w:sz w:val="22"/>
-        </w:rPr>
-        <w:t>(a) Uncle</w:t>
-      </w:r>
-    </w:p>
-    <w:p>
-      <w:pPr>
-        <w:spacing w:after="0" w:before="0"/>
-      </w:pPr>
-      <w:r>
-        <w:rPr>
-          <w:b w:val="0"/>
-          <w:sz w:val="22"/>
-        </w:rPr>
-        <w:t>(b) Father</w:t>
-      </w:r>
-    </w:p>
-    <w:p>
-      <w:pPr>
-        <w:spacing w:after="0" w:before="0"/>
-      </w:pPr>
-      <w:r>
-        <w:rPr>
-          <w:b w:val="0"/>
-          <w:sz w:val="22"/>
-        </w:rPr>
-        <w:t>(c) Brother</w:t>
-      </w:r>
-    </w:p>
-    <w:p>
-      <w:pPr>
-        <w:spacing w:after="0" w:before="0"/>
-      </w:pPr>
-      <w:r>
-        <w:rPr>
-          <w:b w:val="0"/>
-          <w:sz w:val="22"/>
-        </w:rPr>
-        <w:t>(d) Grandfather</w:t>
-      </w:r>
-    </w:p>
-    <w:p>
-      <w:pPr>
-        <w:spacing w:after="0" w:before="40"/>
-      </w:pPr>
-      <w:r>
-        <w:rPr>
-          <w:b/>
-          <w:sz w:val="22"/>
-        </w:rPr>
-        <w:t>Answer: a</w:t>
-      </w:r>
-    </w:p>
-    <w:p>
-      <w:pPr>
-        <w:spacing w:after="0" w:before="0"/>
-      </w:pPr>
-      <w:r>
-        <w:rPr>
-          <w:b w:val="0"/>
-          <w:sz w:val="21"/>
-        </w:rPr>
-        <w:t>Solution: A is the sibling of C (D's mother), so A is D's uncle.</w:t>
-      </w:r>
-    </w:p>
-    <w:p>
-      <w:pPr>
-        <w:spacing w:after="0" w:before="0"/>
-      </w:pPr>
-      <w:r>
-        <w:rPr>
-          <w:b w:val="0"/>
-          <w:sz w:val="20"/>
-        </w:rPr>
-        <w:t>Positive Marks: 1</w:t>
-      </w:r>
-    </w:p>
-    <w:p>
-      <w:pPr>
-        <w:spacing w:after="160" w:before="0"/>
-      </w:pPr>
-      <w:r>
-        <w:rPr>
-          <w:b w:val="0"/>
-          <w:sz w:val="20"/>
-        </w:rPr>
-        <w:t>Negative Marks: 0.25</w:t>
-      </w:r>
-    </w:p>
-    <w:p>
-      <w:pPr>
-        <w:spacing w:after="20" w:before="120"/>
-      </w:pPr>
-      <w:r>
-        <w:rPr>
-          <w:b/>
-          <w:sz w:val="22"/>
-        </w:rPr>
-        <w:t>Question: If the day after tomorrow is Monday, what day was yesterday?</w:t>
-      </w:r>
-    </w:p>
-    <w:p>
-      <w:pPr>
-        <w:spacing w:after="0" w:before="0"/>
-      </w:pPr>
-      <w:r>
-        <w:rPr>
-          <w:b w:val="0"/>
-          <w:sz w:val="22"/>
-        </w:rPr>
-        <w:t>(a) Thursday</w:t>
-      </w:r>
-    </w:p>
-    <w:p>
-      <w:pPr>
-        <w:spacing w:after="0" w:before="0"/>
-      </w:pPr>
-      <w:r>
-        <w:rPr>
-          <w:b w:val="0"/>
-          <w:sz w:val="22"/>
-        </w:rPr>
-        <w:t>(b) Sunday</w:t>
-      </w:r>
-    </w:p>
-    <w:p>
-      <w:pPr>
-        <w:spacing w:after="0" w:before="0"/>
-      </w:pPr>
-      <w:r>
-        <w:rPr>
-          <w:b w:val="0"/>
-          <w:sz w:val="22"/>
-        </w:rPr>
-        <w:t>(c) Saturday</w:t>
-      </w:r>
-    </w:p>
-    <w:p>
-      <w:pPr>
-        <w:spacing w:after="0" w:before="0"/>
-      </w:pPr>
-      <w:r>
-        <w:rPr>
-          <w:b w:val="0"/>
-          <w:sz w:val="22"/>
-        </w:rPr>
-        <w:t>(d) Friday</w:t>
-      </w:r>
-    </w:p>
-    <w:p>
-      <w:pPr>
-        <w:spacing w:after="0" w:before="40"/>
-      </w:pPr>
-      <w:r>
-        <w:rPr>
-          <w:b/>
-          <w:sz w:val="22"/>
-        </w:rPr>
-        <w:t>Answer: d</w:t>
-      </w:r>
-    </w:p>
-    <w:p>
-      <w:pPr>
-        <w:spacing w:after="0" w:before="0"/>
-      </w:pPr>
-      <w:r>
-        <w:rPr>
-          <w:b w:val="0"/>
-          <w:sz w:val="21"/>
-        </w:rPr>
-        <w:t>Solution: Day after tomorrow Monday → today Saturday → yesterday Friday.</w:t>
-      </w:r>
-    </w:p>
-    <w:p>
-      <w:pPr>
-        <w:spacing w:after="0" w:before="0"/>
-      </w:pPr>
-      <w:r>
-        <w:rPr>
-          <w:b w:val="0"/>
-          <w:sz w:val="20"/>
-        </w:rPr>
-        <w:t>Positive Marks: 1</w:t>
-      </w:r>
-    </w:p>
-    <w:p>
-      <w:pPr>
-        <w:spacing w:after="160" w:before="0"/>
-      </w:pPr>
-      <w:r>
-        <w:rPr>
-          <w:b w:val="0"/>
-          <w:sz w:val="20"/>
-        </w:rPr>
-        <w:t>Negative Marks: 0.25</w:t>
-      </w:r>
-    </w:p>
-    <w:p>
-      <w:pPr>
-        <w:spacing w:after="20" w:before="120"/>
-      </w:pPr>
-      <w:r>
-        <w:rPr>
-          <w:b/>
-          <w:sz w:val="22"/>
-        </w:rPr>
-        <w:t>Question: Who was the founder of Red Cross Society?</w:t>
-      </w:r>
-    </w:p>
-    <w:p>
-      <w:pPr>
-        <w:spacing w:after="0" w:before="0"/>
-      </w:pPr>
-      <w:r>
-        <w:rPr>
-          <w:b w:val="0"/>
-          <w:sz w:val="22"/>
-        </w:rPr>
-        <w:t>(a) Louis Appia</w:t>
-      </w:r>
-    </w:p>
-    <w:p>
-      <w:pPr>
-        <w:spacing w:after="0" w:before="0"/>
-      </w:pPr>
-      <w:r>
-        <w:rPr>
-          <w:b w:val="0"/>
-          <w:sz w:val="22"/>
-        </w:rPr>
-        <w:t>(b) Gustave Moynier</w:t>
-      </w:r>
-    </w:p>
-    <w:p>
-      <w:pPr>
-        <w:spacing w:after="0" w:before="0"/>
-      </w:pPr>
-      <w:r>
-        <w:rPr>
-          <w:b w:val="0"/>
-          <w:sz w:val="22"/>
-        </w:rPr>
-        <w:t>(c) Theodore Maunoir</w:t>
-      </w:r>
-    </w:p>
-    <w:p>
-      <w:pPr>
-        <w:spacing w:after="0" w:before="0"/>
-      </w:pPr>
-      <w:r>
-        <w:rPr>
-          <w:b w:val="0"/>
-          <w:sz w:val="22"/>
-        </w:rPr>
-        <w:t>(d) Henry Dunant</w:t>
-      </w:r>
-    </w:p>
-    <w:p>
-      <w:pPr>
-        <w:spacing w:after="0" w:before="40"/>
-      </w:pPr>
-      <w:r>
-        <w:rPr>
-          <w:b/>
-          <w:sz w:val="22"/>
-        </w:rPr>
-        <w:t>Answer: d</w:t>
-      </w:r>
-    </w:p>
-    <w:p>
-      <w:pPr>
-        <w:spacing w:after="0" w:before="0"/>
-      </w:pPr>
-      <w:r>
-        <w:rPr>
-          <w:b w:val="0"/>
-          <w:sz w:val="21"/>
-        </w:rPr>
-        <w:t>Solution: The founder of the Red Cross Society was Henry Dunant. Henry Dunant was a Swiss businessman and social activist who witnessed the suffering of wounded soldiers during the Battle of Solferino in 1859. Deeply moved by the humanitarian crisis, he called for the establishment of voluntary relief societies to provide aid to the wounded. This eventually led to the formation of the International Committee of the Red Cross (ICRC) in 1863, with Dunant as one of its key founders. The Red Cross Society has since become a globally recognized organization dedicated to humanitarian assistance, disaster response, and promoting international humanitarian law.</w:t>
-      </w:r>
-    </w:p>
-    <w:p>
-      <w:pPr>
-        <w:spacing w:after="0" w:before="0"/>
-      </w:pPr>
-      <w:r>
-        <w:rPr>
-          <w:b w:val="0"/>
-          <w:sz w:val="20"/>
-        </w:rPr>
-        <w:t>Positive Marks: 1</w:t>
-      </w:r>
-    </w:p>
-    <w:p>
-      <w:pPr>
-        <w:spacing w:after="160" w:before="0"/>
-      </w:pPr>
-      <w:r>
-        <w:rPr>
-          <w:b w:val="0"/>
-          <w:sz w:val="20"/>
-        </w:rPr>
-        <w:t>Negative Marks: 0.25</w:t>
-      </w:r>
-    </w:p>
-    <w:p>
-      <w:pPr>
-        <w:spacing w:after="20" w:before="120"/>
-      </w:pPr>
-      <w:r>
-        <w:rPr>
-          <w:b/>
-          <w:sz w:val="22"/>
-        </w:rPr>
-        <w:t>Question: Who founded the Azad Hind Fauj (Indian National Army)?</w:t>
-      </w:r>
-    </w:p>
-    <w:p>
-      <w:pPr>
-        <w:spacing w:after="0" w:before="0"/>
-      </w:pPr>
-      <w:r>
-        <w:rPr>
-          <w:b w:val="0"/>
-          <w:sz w:val="22"/>
-        </w:rPr>
-        <w:t>(a) Mahatma Gandhi</w:t>
-      </w:r>
-    </w:p>
-    <w:p>
-      <w:pPr>
-        <w:spacing w:after="0" w:before="0"/>
-      </w:pPr>
-      <w:r>
-        <w:rPr>
-          <w:b w:val="0"/>
-          <w:sz w:val="22"/>
-        </w:rPr>
-        <w:t>(b) Chandrasekhar Azad</w:t>
-      </w:r>
-    </w:p>
-    <w:p>
-      <w:pPr>
-        <w:spacing w:after="0" w:before="0"/>
-      </w:pPr>
-      <w:r>
-        <w:rPr>
-          <w:b w:val="0"/>
-          <w:sz w:val="22"/>
-        </w:rPr>
-        <w:t>(c) Subhash Chandra Bose</w:t>
-      </w:r>
-    </w:p>
-    <w:p>
-      <w:pPr>
-        <w:spacing w:after="0" w:before="0"/>
-      </w:pPr>
-      <w:r>
-        <w:rPr>
-          <w:b w:val="0"/>
-          <w:sz w:val="22"/>
-        </w:rPr>
-        <w:t>(d) Bhagat Singh</w:t>
-      </w:r>
-    </w:p>
-    <w:p>
-      <w:pPr>
-        <w:spacing w:after="0" w:before="40"/>
-      </w:pPr>
-      <w:r>
-        <w:rPr>
-          <w:b/>
-          <w:sz w:val="22"/>
-        </w:rPr>
-        <w:t>Answer: c</w:t>
-      </w:r>
-    </w:p>
-    <w:p>
-      <w:pPr>
-        <w:spacing w:after="0" w:before="0"/>
-      </w:pPr>
-      <w:r>
-        <w:rPr>
-          <w:b w:val="0"/>
-          <w:sz w:val="21"/>
-        </w:rPr>
-        <w:t>Solution: Subhash Chandra Bose reorganised the Indian National Army (Azad Hind Fauj) during the Second World War.</w:t>
-      </w:r>
-    </w:p>
-    <w:p>
-      <w:pPr>
-        <w:spacing w:after="0" w:before="0"/>
-      </w:pPr>
-      <w:r>
-        <w:rPr>
-          <w:b w:val="0"/>
-          <w:sz w:val="20"/>
-        </w:rPr>
-        <w:t>Positive Marks: 1</w:t>
-      </w:r>
-    </w:p>
-    <w:p>
-      <w:pPr>
-        <w:spacing w:after="160" w:before="0"/>
-      </w:pPr>
-      <w:r>
-        <w:rPr>
-          <w:b w:val="0"/>
-          <w:sz w:val="20"/>
-        </w:rPr>
-        <w:t>Negative Marks: 0.25</w:t>
-      </w:r>
-    </w:p>
-    <w:p>
-      <w:pPr>
-        <w:spacing w:after="20" w:before="120"/>
-      </w:pPr>
-      <w:r>
-        <w:rPr>
-          <w:b/>
-          <w:sz w:val="22"/>
-        </w:rPr>
-        <w:t>Question: If 'PENCIL' is coded as 'QFO DJM', how is 'PAPER' coded?</w:t>
-      </w:r>
-    </w:p>
-    <w:p>
-      <w:pPr>
-        <w:spacing w:after="0" w:before="0"/>
-      </w:pPr>
-      <w:r>
-        <w:rPr>
-          <w:b w:val="0"/>
-          <w:sz w:val="22"/>
-        </w:rPr>
-        <w:t>(a) PBQFS</w:t>
-      </w:r>
-    </w:p>
-    <w:p>
-      <w:pPr>
-        <w:spacing w:after="0" w:before="0"/>
-      </w:pPr>
-      <w:r>
-        <w:rPr>
-          <w:b w:val="0"/>
-          <w:sz w:val="22"/>
-        </w:rPr>
-        <w:t>(b) QBQFS</w:t>
-      </w:r>
-    </w:p>
-    <w:p>
-      <w:pPr>
-        <w:spacing w:after="0" w:before="0"/>
-      </w:pPr>
-      <w:r>
-        <w:rPr>
-          <w:b w:val="0"/>
-          <w:sz w:val="22"/>
-        </w:rPr>
-        <w:t>(c) QBRFS</w:t>
-      </w:r>
-    </w:p>
-    <w:p>
-      <w:pPr>
-        <w:spacing w:after="0" w:before="0"/>
-      </w:pPr>
-      <w:r>
-        <w:rPr>
-          <w:b w:val="0"/>
-          <w:sz w:val="22"/>
-        </w:rPr>
-        <w:t>(d) QBQFT</w:t>
-      </w:r>
-    </w:p>
-    <w:p>
-      <w:pPr>
-        <w:spacing w:after="0" w:before="40"/>
-      </w:pPr>
-      <w:r>
-        <w:rPr>
-          <w:b/>
-          <w:sz w:val="22"/>
-        </w:rPr>
-        <w:t>Answer: b</w:t>
-      </w:r>
-    </w:p>
-    <w:p>
-      <w:pPr>
-        <w:spacing w:after="0" w:before="0"/>
-      </w:pPr>
-      <w:r>
-        <w:rPr>
-          <w:b w:val="0"/>
-          <w:sz w:val="21"/>
-        </w:rPr>
-        <w:t>Solution: Each letter moves one step forward: PAPER → QBQFS.</w:t>
-      </w:r>
-    </w:p>
-    <w:p>
-      <w:pPr>
-        <w:spacing w:after="0" w:before="0"/>
-      </w:pPr>
-      <w:r>
-        <w:rPr>
-          <w:b w:val="0"/>
-          <w:sz w:val="20"/>
-        </w:rPr>
-        <w:t>Positive Marks: 1</w:t>
-      </w:r>
-    </w:p>
-    <w:p>
-      <w:pPr>
-        <w:spacing w:after="160" w:before="0"/>
-      </w:pPr>
-      <w:r>
-        <w:rPr>
-          <w:b w:val="0"/>
-          <w:sz w:val="20"/>
-        </w:rPr>
-        <w:t>Negative Marks: 0.25</w:t>
-      </w:r>
-    </w:p>
-    <w:p>
-      <w:pPr>
-        <w:spacing w:after="20" w:before="120"/>
-      </w:pPr>
-      <w:r>
-        <w:rPr>
-          <w:b/>
-          <w:sz w:val="22"/>
-        </w:rPr>
-        <w:t>Question: Indian national song Vandematramis taken from?</w:t>
-      </w:r>
-    </w:p>
-    <w:p>
-      <w:pPr>
-        <w:spacing w:after="0" w:before="0"/>
-      </w:pPr>
-      <w:r>
-        <w:rPr>
-          <w:b w:val="0"/>
-          <w:sz w:val="22"/>
-        </w:rPr>
-        <w:t>(a) Gitanjali</w:t>
-      </w:r>
-    </w:p>
-    <w:p>
-      <w:pPr>
-        <w:spacing w:after="0" w:before="0"/>
-      </w:pPr>
-      <w:r>
-        <w:rPr>
-          <w:b w:val="0"/>
-          <w:sz w:val="22"/>
-        </w:rPr>
-        <w:t>(b) Bharat Bhagya Bidhata</w:t>
-      </w:r>
-    </w:p>
-    <w:p>
-      <w:pPr>
-        <w:spacing w:after="0" w:before="0"/>
-      </w:pPr>
-      <w:r>
-        <w:rPr>
-          <w:b w:val="0"/>
-          <w:sz w:val="22"/>
-        </w:rPr>
-        <w:t>(c) Anand math</w:t>
-      </w:r>
-    </w:p>
-    <w:p>
-      <w:pPr>
-        <w:spacing w:after="0" w:before="0"/>
-      </w:pPr>
-      <w:r>
-        <w:rPr>
-          <w:b w:val="0"/>
-          <w:sz w:val="22"/>
-        </w:rPr>
-        <w:t>(d) Bharat Mata</w:t>
-      </w:r>
-    </w:p>
-    <w:p>
-      <w:pPr>
-        <w:spacing w:after="0" w:before="40"/>
-      </w:pPr>
-      <w:r>
-        <w:rPr>
-          <w:b/>
-          <w:sz w:val="22"/>
-        </w:rPr>
-        <w:t>Answer: c</w:t>
-      </w:r>
-    </w:p>
-    <w:p>
-      <w:pPr>
-        <w:spacing w:after="0" w:before="0"/>
-      </w:pPr>
-      <w:r>
-        <w:rPr>
-          <w:b w:val="0"/>
-          <w:sz w:val="21"/>
-        </w:rPr>
-        <w:t>Solution: The Indian national song Vande Mataram is taken from the novel "Anand Math" written by Bankim Chandra Chattopadhyay. The song was first published in this novel in 1882 and became immensely popular during the Indian Independence movement as a symbol of patriotism.</w:t>
-      </w:r>
-    </w:p>
-    <w:p>
-      <w:pPr>
-        <w:spacing w:after="0" w:before="0"/>
-      </w:pPr>
-      <w:r>
-        <w:rPr>
-          <w:b w:val="0"/>
-          <w:sz w:val="20"/>
-        </w:rPr>
-        <w:t>Positive Marks: 1</w:t>
-      </w:r>
-    </w:p>
-    <w:p>
-      <w:pPr>
-        <w:spacing w:after="160" w:before="0"/>
-      </w:pPr>
-      <w:r>
-        <w:rPr>
-          <w:b w:val="0"/>
-          <w:sz w:val="20"/>
-        </w:rPr>
-        <w:t>Negative Marks: 0.25</w:t>
-      </w:r>
-    </w:p>
-    <w:p>
-      <w:pPr>
-        <w:spacing w:after="20" w:before="120"/>
-      </w:pPr>
-      <w:r>
-        <w:rPr>
-          <w:b/>
-          <w:sz w:val="22"/>
-        </w:rPr>
-        <w:t>Question: X is the father of Y, Y is the sister of Z, and W is the mother of Z. How is X related to W?</w:t>
-      </w:r>
-    </w:p>
-    <w:p>
-      <w:pPr>
-        <w:spacing w:after="0" w:before="0"/>
-      </w:pPr>
-      <w:r>
-        <w:rPr>
-          <w:b w:val="0"/>
-          <w:sz w:val="22"/>
-        </w:rPr>
-        <w:t>(a) Father</w:t>
-      </w:r>
-    </w:p>
-    <w:p>
-      <w:pPr>
-        <w:spacing w:after="0" w:before="0"/>
-      </w:pPr>
-      <w:r>
-        <w:rPr>
-          <w:b w:val="0"/>
-          <w:sz w:val="22"/>
-        </w:rPr>
-        <w:t>(b) Husband</w:t>
-      </w:r>
-    </w:p>
-    <w:p>
-      <w:pPr>
-        <w:spacing w:after="0" w:before="0"/>
-      </w:pPr>
-      <w:r>
-        <w:rPr>
-          <w:b w:val="0"/>
-          <w:sz w:val="22"/>
-        </w:rPr>
-        <w:t>(c) Son</w:t>
-      </w:r>
-    </w:p>
-    <w:p>
-      <w:pPr>
-        <w:spacing w:after="0" w:before="0"/>
-      </w:pPr>
-      <w:r>
-        <w:rPr>
-          <w:b w:val="0"/>
-          <w:sz w:val="22"/>
-        </w:rPr>
-        <w:t>(d) Brother</w:t>
-      </w:r>
-    </w:p>
-    <w:p>
-      <w:pPr>
-        <w:spacing w:after="0" w:before="40"/>
-      </w:pPr>
-      <w:r>
-        <w:rPr>
-          <w:b/>
-          <w:sz w:val="22"/>
-        </w:rPr>
-        <w:t>Answer: b</w:t>
-      </w:r>
-    </w:p>
-    <w:p>
-      <w:pPr>
-        <w:spacing w:after="0" w:before="0"/>
-      </w:pPr>
-      <w:r>
-        <w:rPr>
-          <w:b w:val="0"/>
-          <w:sz w:val="21"/>
-        </w:rPr>
-        <w:t>Solution: Y and Z are siblings; W is their mother and X their father, so X is W's husband.</w:t>
-      </w:r>
-    </w:p>
-    <w:p>
-      <w:pPr>
-        <w:spacing w:after="0" w:before="0"/>
-      </w:pPr>
-      <w:r>
-        <w:rPr>
-          <w:b w:val="0"/>
-          <w:sz w:val="20"/>
-        </w:rPr>
-        <w:t>Positive Marks: 1</w:t>
-      </w:r>
-    </w:p>
-    <w:p>
-      <w:pPr>
-        <w:spacing w:after="160" w:before="0"/>
-      </w:pPr>
-      <w:r>
-        <w:rPr>
-          <w:b w:val="0"/>
-          <w:sz w:val="20"/>
-        </w:rPr>
-        <w:t>Negative Marks: 0.25</w:t>
-      </w:r>
-    </w:p>
-    <w:p>
-      <w:pPr>
-        <w:spacing w:after="20" w:before="120"/>
-      </w:pPr>
-      <w:r>
-        <w:rPr>
-          <w:b/>
-          <w:sz w:val="22"/>
-        </w:rPr>
-        <w:t>Question: Find the next number in the series: 7, 14, 28, 56, ?</w:t>
-      </w:r>
-    </w:p>
-    <w:p>
-      <w:pPr>
-        <w:spacing w:after="0" w:before="0"/>
-      </w:pPr>
-      <w:r>
-        <w:rPr>
-          <w:b w:val="0"/>
-          <w:sz w:val="22"/>
-        </w:rPr>
-        <w:t>(a) 112</w:t>
-      </w:r>
-    </w:p>
-    <w:p>
-      <w:pPr>
-        <w:spacing w:after="0" w:before="0"/>
-      </w:pPr>
-      <w:r>
-        <w:rPr>
-          <w:b w:val="0"/>
-          <w:sz w:val="22"/>
-        </w:rPr>
-        <w:t>(b) 98</w:t>
-      </w:r>
-    </w:p>
-    <w:p>
-      <w:pPr>
-        <w:spacing w:after="0" w:before="0"/>
-      </w:pPr>
-      <w:r>
-        <w:rPr>
-          <w:b w:val="0"/>
-          <w:sz w:val="22"/>
-        </w:rPr>
-        <w:t>(c) 84</w:t>
-      </w:r>
-    </w:p>
-    <w:p>
-      <w:pPr>
-        <w:spacing w:after="0" w:before="0"/>
-      </w:pPr>
-      <w:r>
-        <w:rPr>
-          <w:b w:val="0"/>
-          <w:sz w:val="22"/>
-        </w:rPr>
-        <w:t>(d) 126</w:t>
-      </w:r>
-    </w:p>
-    <w:p>
-      <w:pPr>
-        <w:spacing w:after="0" w:before="40"/>
-      </w:pPr>
-      <w:r>
-        <w:rPr>
-          <w:b/>
-          <w:sz w:val="22"/>
-        </w:rPr>
-        <w:t>Answer: a</w:t>
-      </w:r>
-    </w:p>
-    <w:p>
-      <w:pPr>
-        <w:spacing w:after="0" w:before="0"/>
-      </w:pPr>
-      <w:r>
-        <w:rPr>
-          <w:b w:val="0"/>
-          <w:sz w:val="21"/>
-        </w:rPr>
-        <w:t>Solution: Each term is doubled: 56 × 2 = 112.</w:t>
-      </w:r>
-    </w:p>
-    <w:p>
-      <w:pPr>
-        <w:spacing w:after="0" w:before="0"/>
-      </w:pPr>
-      <w:r>
-        <w:rPr>
-          <w:b w:val="0"/>
-          <w:sz w:val="20"/>
-        </w:rPr>
-        <w:t>Positive Marks: 1</w:t>
-      </w:r>
-    </w:p>
-    <w:p>
-      <w:pPr>
-        <w:spacing w:after="160" w:before="0"/>
-      </w:pPr>
-      <w:r>
-        <w:rPr>
-          <w:b w:val="0"/>
-          <w:sz w:val="20"/>
-        </w:rPr>
-        <w:t>Negative Marks: 0.25</w:t>
-      </w:r>
-    </w:p>
-    <w:p>
-      <w:pPr>
-        <w:spacing w:after="20" w:before="120"/>
-      </w:pPr>
-      <w:r>
-        <w:rPr>
-          <w:b/>
-          <w:sz w:val="22"/>
-        </w:rPr>
-        <w:t>Question: The first Indian woman to climb Mount Everest was:</w:t>
-      </w:r>
-    </w:p>
-    <w:p>
-      <w:pPr>
-        <w:spacing w:after="0" w:before="0"/>
-      </w:pPr>
-      <w:r>
-        <w:rPr>
-          <w:b w:val="0"/>
-          <w:sz w:val="22"/>
-        </w:rPr>
-        <w:t>(a) Arunima Sinha</w:t>
-      </w:r>
-    </w:p>
-    <w:p>
-      <w:pPr>
-        <w:spacing w:after="0" w:before="0"/>
-      </w:pPr>
-      <w:r>
-        <w:rPr>
-          <w:b w:val="0"/>
-          <w:sz w:val="22"/>
-        </w:rPr>
-        <w:t>(b) Bachendri Pal</w:t>
-      </w:r>
-    </w:p>
-    <w:p>
-      <w:pPr>
-        <w:spacing w:after="0" w:before="0"/>
-      </w:pPr>
-      <w:r>
-        <w:rPr>
-          <w:b w:val="0"/>
-          <w:sz w:val="22"/>
-        </w:rPr>
-        <w:t>(c) Premlata Agrawal</w:t>
-      </w:r>
-    </w:p>
-    <w:p>
-      <w:pPr>
-        <w:spacing w:after="0" w:before="0"/>
-      </w:pPr>
-      <w:r>
-        <w:rPr>
-          <w:b w:val="0"/>
-          <w:sz w:val="22"/>
-        </w:rPr>
-        <w:t>(d) Santosh Yadav</w:t>
-      </w:r>
-    </w:p>
-    <w:p>
-      <w:pPr>
-        <w:spacing w:after="0" w:before="40"/>
-      </w:pPr>
-      <w:r>
-        <w:rPr>
-          <w:b/>
-          <w:sz w:val="22"/>
-        </w:rPr>
-        <w:t>Answer: b</w:t>
-      </w:r>
-    </w:p>
-    <w:p>
-      <w:pPr>
-        <w:spacing w:after="0" w:before="0"/>
-      </w:pPr>
-      <w:r>
-        <w:rPr>
-          <w:b w:val="0"/>
-          <w:sz w:val="21"/>
-        </w:rPr>
-        <w:t>Solution: Bachendri Pal was the first Indian woman to climb Everest (1984); Santosh Yadav did it twice.</w:t>
-      </w:r>
-    </w:p>
-    <w:p>
-      <w:pPr>
-        <w:spacing w:after="0" w:before="0"/>
-      </w:pPr>
-      <w:r>
-        <w:rPr>
-          <w:b w:val="0"/>
-          <w:sz w:val="20"/>
-        </w:rPr>
-        <w:t>Positive Marks: 1</w:t>
-      </w:r>
-    </w:p>
-    <w:p>
-      <w:pPr>
-        <w:spacing w:after="160" w:before="0"/>
-      </w:pPr>
-      <w:r>
-        <w:rPr>
-          <w:b w:val="0"/>
-          <w:sz w:val="20"/>
-        </w:rPr>
-        <w:t>Negative Marks: 0.25</w:t>
-      </w:r>
-    </w:p>
-    <w:p>
-      <w:pPr>
-        <w:spacing w:after="20" w:before="120"/>
-      </w:pPr>
-      <w:r>
-        <w:rPr>
-          <w:b/>
-          <w:sz w:val="22"/>
-        </w:rPr>
-        <w:t>Question: Choose the synonym of 'ABUNDANT':</w:t>
-      </w:r>
-    </w:p>
-    <w:p>
-      <w:pPr>
-        <w:spacing w:after="0" w:before="0"/>
-      </w:pPr>
-      <w:r>
-        <w:rPr>
-          <w:b w:val="0"/>
-          <w:sz w:val="22"/>
-        </w:rPr>
-        <w:t>(a) Rare</w:t>
-      </w:r>
-    </w:p>
-    <w:p>
-      <w:pPr>
-        <w:spacing w:after="0" w:before="0"/>
-      </w:pPr>
-      <w:r>
-        <w:rPr>
-          <w:b w:val="0"/>
-          <w:sz w:val="22"/>
-        </w:rPr>
-        <w:t>(b) Scarce</w:t>
-      </w:r>
-    </w:p>
-    <w:p>
-      <w:pPr>
-        <w:spacing w:after="0" w:before="0"/>
-      </w:pPr>
-      <w:r>
-        <w:rPr>
-          <w:b w:val="0"/>
-          <w:sz w:val="22"/>
-        </w:rPr>
-        <w:t>(c) Meagre</w:t>
-      </w:r>
-    </w:p>
-    <w:p>
-      <w:pPr>
-        <w:spacing w:after="0" w:before="0"/>
-      </w:pPr>
-      <w:r>
-        <w:rPr>
-          <w:b w:val="0"/>
-          <w:sz w:val="22"/>
-        </w:rPr>
-        <w:t>(d) Plentiful</w:t>
-      </w:r>
-    </w:p>
-    <w:p>
-      <w:pPr>
-        <w:spacing w:after="0" w:before="40"/>
-      </w:pPr>
-      <w:r>
-        <w:rPr>
-          <w:b/>
-          <w:sz w:val="22"/>
-        </w:rPr>
-        <w:t>Answer: d</w:t>
-      </w:r>
-    </w:p>
-    <w:p>
-      <w:pPr>
-        <w:spacing w:after="0" w:before="0"/>
-      </w:pPr>
-      <w:r>
-        <w:rPr>
-          <w:b w:val="0"/>
-          <w:sz w:val="21"/>
-        </w:rPr>
-        <w:t>Solution: Abundant means plentiful or in large quantity.</w:t>
-      </w:r>
-    </w:p>
-    <w:p>
-      <w:pPr>
-        <w:spacing w:after="0" w:before="0"/>
-      </w:pPr>
-      <w:r>
-        <w:rPr>
-          <w:b w:val="0"/>
-          <w:sz w:val="20"/>
-        </w:rPr>
-        <w:t>Positive Marks: 1</w:t>
-      </w:r>
-    </w:p>
-    <w:p>
-      <w:pPr>
-        <w:spacing w:after="160" w:before="0"/>
-      </w:pPr>
-      <w:r>
-        <w:rPr>
-          <w:b w:val="0"/>
-          <w:sz w:val="20"/>
-        </w:rPr>
-        <w:t>Negative Marks: 0.25</w:t>
-      </w:r>
-    </w:p>
-    <w:p>
-      <w:pPr>
-        <w:spacing w:after="20" w:before="120"/>
-      </w:pPr>
-      <w:r>
-        <w:rPr>
-          <w:b/>
-          <w:sz w:val="22"/>
-        </w:rPr>
-        <w:t>Question: The Reserve Bank of India was established in which year?</w:t>
-      </w:r>
-    </w:p>
-    <w:p>
-      <w:pPr>
-        <w:spacing w:after="0" w:before="0"/>
-      </w:pPr>
-      <w:r>
-        <w:rPr>
-          <w:b w:val="0"/>
-          <w:sz w:val="22"/>
-        </w:rPr>
-        <w:t>(a) 1935</w:t>
-      </w:r>
-    </w:p>
-    <w:p>
-      <w:pPr>
-        <w:spacing w:after="0" w:before="0"/>
-      </w:pPr>
-      <w:r>
-        <w:rPr>
-          <w:b w:val="0"/>
-          <w:sz w:val="22"/>
-        </w:rPr>
-        <w:t>(b) 1930</w:t>
-      </w:r>
-    </w:p>
-    <w:p>
-      <w:pPr>
-        <w:spacing w:after="0" w:before="0"/>
-      </w:pPr>
-      <w:r>
-        <w:rPr>
-          <w:b w:val="0"/>
-          <w:sz w:val="22"/>
-        </w:rPr>
-        <w:t>(c) 1950</w:t>
-      </w:r>
-    </w:p>
-    <w:p>
-      <w:pPr>
-        <w:spacing w:after="0" w:before="0"/>
-      </w:pPr>
-      <w:r>
-        <w:rPr>
-          <w:b w:val="0"/>
-          <w:sz w:val="22"/>
-        </w:rPr>
-        <w:t>(d) 1947</w:t>
-      </w:r>
-    </w:p>
-    <w:p>
-      <w:pPr>
-        <w:spacing w:after="0" w:before="40"/>
-      </w:pPr>
-      <w:r>
-        <w:rPr>
-          <w:b/>
-          <w:sz w:val="22"/>
-        </w:rPr>
-        <w:t>Answer: a</w:t>
-      </w:r>
-    </w:p>
-    <w:p>
-      <w:pPr>
-        <w:spacing w:after="0" w:before="0"/>
-      </w:pPr>
-      <w:r>
-        <w:rPr>
-          <w:b w:val="0"/>
-          <w:sz w:val="21"/>
-        </w:rPr>
-        <w:t>Solution: The RBI was established on 1 April 1935 under the RBI Act, 1934, and nationalised in 1949.</w:t>
-      </w:r>
-    </w:p>
-    <w:p>
-      <w:pPr>
-        <w:spacing w:after="0" w:before="0"/>
-      </w:pPr>
-      <w:r>
-        <w:rPr>
-          <w:b w:val="0"/>
-          <w:sz w:val="20"/>
-        </w:rPr>
-        <w:t>Positive Marks: 1</w:t>
-      </w:r>
-    </w:p>
-    <w:p>
-      <w:pPr>
-        <w:spacing w:after="160" w:before="0"/>
-      </w:pPr>
-      <w:r>
-        <w:rPr>
-          <w:b w:val="0"/>
-          <w:sz w:val="20"/>
-        </w:rPr>
-        <w:t>Negative Marks: 0.25</w:t>
-      </w:r>
-    </w:p>
-    <w:p>
-      <w:pPr>
-        <w:spacing w:after="20" w:before="120"/>
-      </w:pPr>
-      <w:r>
-        <w:rPr>
-          <w:b/>
-          <w:sz w:val="22"/>
-        </w:rPr>
-        <w:t>Question: Which of the following is a rain shadow area of India?</w:t>
-      </w:r>
-    </w:p>
-    <w:p>
-      <w:pPr>
-        <w:spacing w:after="0" w:before="0"/>
-      </w:pPr>
-      <w:r>
-        <w:rPr>
-          <w:b w:val="0"/>
-          <w:sz w:val="22"/>
-        </w:rPr>
-        <w:t>(a) Deccan Plateau (east of Western Ghats)</w:t>
-      </w:r>
-    </w:p>
-    <w:p>
-      <w:pPr>
-        <w:spacing w:after="0" w:before="0"/>
-      </w:pPr>
-      <w:r>
-        <w:rPr>
-          <w:b w:val="0"/>
-          <w:sz w:val="22"/>
-        </w:rPr>
-        <w:t>(b) Assam</w:t>
-      </w:r>
-    </w:p>
-    <w:p>
-      <w:pPr>
-        <w:spacing w:after="0" w:before="0"/>
-      </w:pPr>
-      <w:r>
-        <w:rPr>
-          <w:b w:val="0"/>
-          <w:sz w:val="22"/>
-        </w:rPr>
-        <w:t>(c) Kerala coast</w:t>
-      </w:r>
-    </w:p>
-    <w:p>
-      <w:pPr>
-        <w:spacing w:after="0" w:before="0"/>
-      </w:pPr>
-      <w:r>
-        <w:rPr>
-          <w:b w:val="0"/>
-          <w:sz w:val="22"/>
-        </w:rPr>
-        <w:t>(d) Meghalaya</w:t>
-      </w:r>
-    </w:p>
-    <w:p>
-      <w:pPr>
-        <w:spacing w:after="0" w:before="40"/>
-      </w:pPr>
-      <w:r>
-        <w:rPr>
-          <w:b/>
-          <w:sz w:val="22"/>
-        </w:rPr>
-        <w:t>Answer: a</w:t>
-      </w:r>
-    </w:p>
-    <w:p>
-      <w:pPr>
-        <w:spacing w:after="0" w:before="0"/>
-      </w:pPr>
-      <w:r>
-        <w:rPr>
-          <w:b w:val="0"/>
-          <w:sz w:val="21"/>
-        </w:rPr>
-        <w:t>Solution: The eastern side of the Western Ghats (Deccan plateau) receives less rainfall as it lies in the rain shadow region.</w:t>
-      </w:r>
-    </w:p>
-    <w:p>
-      <w:pPr>
-        <w:spacing w:after="0" w:before="0"/>
-      </w:pPr>
-      <w:r>
-        <w:rPr>
-          <w:b w:val="0"/>
-          <w:sz w:val="20"/>
-        </w:rPr>
-        <w:t>Positive Marks: 1</w:t>
-      </w:r>
-    </w:p>
-    <w:p>
-      <w:pPr>
-        <w:spacing w:after="160" w:before="0"/>
-      </w:pPr>
-      <w:r>
-        <w:rPr>
-          <w:b w:val="0"/>
-          <w:sz w:val="20"/>
-        </w:rPr>
-        <w:t>Negative Marks: 0.25</w:t>
-      </w:r>
-    </w:p>
-    <w:p>
-      <w:pPr>
-        <w:spacing w:after="20" w:before="120"/>
-      </w:pPr>
-      <w:r>
-        <w:rPr>
-          <w:b/>
-          <w:sz w:val="22"/>
-        </w:rPr>
-        <w:t>Question: Agra : Taj Mahal :: Delhi : ?</w:t>
-      </w:r>
-    </w:p>
-    <w:p>
-      <w:pPr>
-        <w:spacing w:after="0" w:before="0"/>
-      </w:pPr>
-      <w:r>
-        <w:rPr>
-          <w:b w:val="0"/>
-          <w:sz w:val="22"/>
-        </w:rPr>
-        <w:t>(a) Charminar</w:t>
-      </w:r>
-    </w:p>
-    <w:p>
-      <w:pPr>
-        <w:spacing w:after="0" w:before="0"/>
-      </w:pPr>
-      <w:r>
-        <w:rPr>
-          <w:b w:val="0"/>
-          <w:sz w:val="22"/>
-        </w:rPr>
-        <w:t>(b) Gateway of India</w:t>
-      </w:r>
-    </w:p>
-    <w:p>
-      <w:pPr>
-        <w:spacing w:after="0" w:before="0"/>
-      </w:pPr>
-      <w:r>
-        <w:rPr>
-          <w:b w:val="0"/>
-          <w:sz w:val="22"/>
-        </w:rPr>
-        <w:t>(c) Red Fort</w:t>
-      </w:r>
-    </w:p>
-    <w:p>
-      <w:pPr>
-        <w:spacing w:after="0" w:before="0"/>
-      </w:pPr>
-      <w:r>
-        <w:rPr>
-          <w:b w:val="0"/>
-          <w:sz w:val="22"/>
-        </w:rPr>
-        <w:t>(d) India Gate</w:t>
-      </w:r>
-    </w:p>
-    <w:p>
-      <w:pPr>
-        <w:spacing w:after="0" w:before="40"/>
-      </w:pPr>
-      <w:r>
-        <w:rPr>
-          <w:b/>
-          <w:sz w:val="22"/>
-        </w:rPr>
-        <w:t>Answer: c</w:t>
-      </w:r>
-    </w:p>
-    <w:p>
-      <w:pPr>
-        <w:spacing w:after="0" w:before="0"/>
-      </w:pPr>
-      <w:r>
-        <w:rPr>
-          <w:b w:val="0"/>
-          <w:sz w:val="21"/>
-        </w:rPr>
-        <w:t>Solution: The Taj Mahal is in Agra; the Red Fort is in Delhi.</w:t>
-      </w:r>
-    </w:p>
-    <w:p>
-      <w:pPr>
-        <w:spacing w:after="0" w:before="0"/>
-      </w:pPr>
-      <w:r>
-        <w:rPr>
-          <w:b w:val="0"/>
-          <w:sz w:val="20"/>
-        </w:rPr>
-        <w:t>Positive Marks: 1</w:t>
-      </w:r>
-    </w:p>
-    <w:p>
-      <w:pPr>
-        <w:spacing w:after="160" w:before="0"/>
-      </w:pPr>
-      <w:r>
-        <w:rPr>
-          <w:b w:val="0"/>
-          <w:sz w:val="20"/>
-        </w:rPr>
-        <w:t>Negative Marks: 0.25</w:t>
-      </w:r>
-    </w:p>
-    <w:p>
-      <w:pPr>
-        <w:spacing w:after="20" w:before="120"/>
-      </w:pPr>
-      <w:r>
-        <w:rPr>
-          <w:b/>
-          <w:sz w:val="22"/>
-        </w:rPr>
-        <w:t>Question: Doctor : Hospital :: Teacher : ?</w:t>
-      </w:r>
-    </w:p>
-    <w:p>
-      <w:pPr>
-        <w:spacing w:after="0" w:before="0"/>
-      </w:pPr>
-      <w:r>
-        <w:rPr>
-          <w:b w:val="0"/>
-          <w:sz w:val="22"/>
-        </w:rPr>
-        <w:t>(a) Home</w:t>
-      </w:r>
-    </w:p>
-    <w:p>
-      <w:pPr>
-        <w:spacing w:after="0" w:before="0"/>
-      </w:pPr>
-      <w:r>
-        <w:rPr>
-          <w:b w:val="0"/>
-          <w:sz w:val="22"/>
-        </w:rPr>
-        <w:t>(b) Library</w:t>
-      </w:r>
-    </w:p>
-    <w:p>
-      <w:pPr>
-        <w:spacing w:after="0" w:before="0"/>
-      </w:pPr>
-      <w:r>
-        <w:rPr>
-          <w:b w:val="0"/>
-          <w:sz w:val="22"/>
-        </w:rPr>
-        <w:t>(c) Court</w:t>
-      </w:r>
-    </w:p>
-    <w:p>
-      <w:pPr>
-        <w:spacing w:after="0" w:before="0"/>
-      </w:pPr>
-      <w:r>
-        <w:rPr>
-          <w:b w:val="0"/>
-          <w:sz w:val="22"/>
-        </w:rPr>
-        <w:t>(d) School</w:t>
-      </w:r>
-    </w:p>
-    <w:p>
-      <w:pPr>
-        <w:spacing w:after="0" w:before="40"/>
-      </w:pPr>
-      <w:r>
-        <w:rPr>
-          <w:b/>
-          <w:sz w:val="22"/>
-        </w:rPr>
-        <w:t>Answer: d</w:t>
-      </w:r>
-    </w:p>
-    <w:p>
-      <w:pPr>
-        <w:spacing w:after="0" w:before="0"/>
-      </w:pPr>
-      <w:r>
-        <w:rPr>
-          <w:b w:val="0"/>
-          <w:sz w:val="21"/>
-        </w:rPr>
-        <w:t>Solution: A doctor works in a hospital; a teacher works in a school.</w:t>
-      </w:r>
-    </w:p>
-    <w:p>
-      <w:pPr>
-        <w:spacing w:after="0" w:before="0"/>
-      </w:pPr>
-      <w:r>
-        <w:rPr>
-          <w:b w:val="0"/>
-          <w:sz w:val="20"/>
-        </w:rPr>
-        <w:t>Positive Marks: 1</w:t>
-      </w:r>
-    </w:p>
-    <w:p>
-      <w:pPr>
-        <w:spacing w:after="160" w:before="0"/>
-      </w:pPr>
-      <w:r>
-        <w:rPr>
-          <w:b w:val="0"/>
-          <w:sz w:val="20"/>
-        </w:rPr>
-        <w:t>Negative Marks: 0.25</w:t>
-      </w:r>
-    </w:p>
-    <w:p>
-      <w:pPr>
-        <w:spacing w:after="20" w:before="120"/>
-      </w:pPr>
-      <w:r>
-        <w:rPr>
-          <w:b/>
-          <w:sz w:val="22"/>
-        </w:rPr>
-        <w:t>Question: The Red Cross was founded by:</w:t>
-      </w:r>
-    </w:p>
-    <w:p>
-      <w:pPr>
-        <w:spacing w:after="0" w:before="0"/>
-      </w:pPr>
-      <w:r>
-        <w:rPr>
-          <w:b w:val="0"/>
-          <w:sz w:val="22"/>
-        </w:rPr>
-        <w:t>(a) Henry Dunant</w:t>
-      </w:r>
-    </w:p>
-    <w:p>
-      <w:pPr>
-        <w:spacing w:after="0" w:before="0"/>
-      </w:pPr>
-      <w:r>
-        <w:rPr>
-          <w:b w:val="0"/>
-          <w:sz w:val="22"/>
-        </w:rPr>
-        <w:t>(b) Florence Nightingale</w:t>
-      </w:r>
-    </w:p>
-    <w:p>
-      <w:pPr>
-        <w:spacing w:after="0" w:before="0"/>
-      </w:pPr>
-      <w:r>
-        <w:rPr>
-          <w:b w:val="0"/>
-          <w:sz w:val="22"/>
-        </w:rPr>
-        <w:t>(c) Albert Schweitzer</w:t>
-      </w:r>
-    </w:p>
-    <w:p>
-      <w:pPr>
-        <w:spacing w:after="0" w:before="0"/>
-      </w:pPr>
-      <w:r>
-        <w:rPr>
-          <w:b w:val="0"/>
-          <w:sz w:val="22"/>
-        </w:rPr>
-        <w:t>(d) Clara Barton</w:t>
-      </w:r>
-    </w:p>
-    <w:p>
-      <w:pPr>
-        <w:spacing w:after="0" w:before="40"/>
-      </w:pPr>
-      <w:r>
-        <w:rPr>
-          <w:b/>
-          <w:sz w:val="22"/>
-        </w:rPr>
-        <w:t>Answer: a</w:t>
-      </w:r>
-    </w:p>
-    <w:p>
-      <w:pPr>
-        <w:spacing w:after="0" w:before="0"/>
-      </w:pPr>
-      <w:r>
-        <w:rPr>
-          <w:b w:val="0"/>
-          <w:sz w:val="21"/>
-        </w:rPr>
-        <w:t>Solution: Henry Dunant founded the International Red Cross in 1863 and was the first Nobel Peace Prize laureate (1901).</w:t>
-      </w:r>
-    </w:p>
-    <w:p>
-      <w:pPr>
-        <w:spacing w:after="0" w:before="0"/>
-      </w:pPr>
-      <w:r>
-        <w:rPr>
-          <w:b w:val="0"/>
-          <w:sz w:val="20"/>
-        </w:rPr>
-        <w:t>Positive Marks: 1</w:t>
-      </w:r>
-    </w:p>
-    <w:p>
-      <w:pPr>
-        <w:spacing w:after="160" w:before="0"/>
-      </w:pPr>
-      <w:r>
-        <w:rPr>
-          <w:b w:val="0"/>
-          <w:sz w:val="20"/>
-        </w:rPr>
-        <w:t>Negative Marks: 0.25</w:t>
+      <w:r>
+        <w:t xml:space="preserve">Question: A man invests ₹10,000 at 10% simple interest per annum. The interest earned in 2 years is:</w:t>
+      </w:r>
+    </w:p>
+    <w:p>
+      <w:r>
+        <w:t xml:space="preserve">(a) ₹1,000</w:t>
+      </w:r>
+    </w:p>
+    <w:p>
+      <w:r>
+        <w:t xml:space="preserve">(b) ₹2,000</w:t>
+      </w:r>
+    </w:p>
+    <w:p>
+      <w:r>
+        <w:t xml:space="preserve">(c) ₹3,000</w:t>
+      </w:r>
+    </w:p>
+    <w:p>
+      <w:r>
+        <w:t xml:space="preserve">(d) ₹4,000</w:t>
+      </w:r>
+    </w:p>
+    <w:p>
+      <w:r>
+        <w:t xml:space="preserve">Answer: b</w:t>
+      </w:r>
+    </w:p>
+    <w:p>
+      <w:r>
+        <w:t xml:space="preserve">Solution: ✅ Correct Answer: b</w:t>
+      </w:r>
+    </w:p>
+    <w:p>
+      <w:r>
+        <w:t xml:space="preserve">🧠 Clinical Rationale: SI = (P × R × T)/100 = (10,000 × 10 × 2)/100 = ₹2,000. Simple interest is calculated only on the principal.</w:t>
+      </w:r>
+    </w:p>
+    <w:p>
+      <w:r>
+        <w:t xml:space="preserve">❌ Why Not Other Options?</w:t>
+      </w:r>
+    </w:p>
+    <w:p>
+      <w:r>
+        <w:t xml:space="preserve">(a) — ₹1,000 is ONE year's interest only.</w:t>
+      </w:r>
+    </w:p>
+    <w:p>
+      <w:r>
+        <w:t xml:space="preserve">(c) — ₹3,000 would be 3 years at 10%.</w:t>
+      </w:r>
+    </w:p>
+    <w:p>
+      <w:r>
+        <w:t xml:space="preserve">(d) — ₹4,000 would be 4 years at 10% or 2 years at 20%.</w:t>
+      </w:r>
+    </w:p>
+    <w:p>
+      <w:r>
+        <w:t xml:space="preserve">⚠️ Exam Trap: "SI = PRT/100; read the time period (2 years here)." Quick check: 10% of 10,000 = 1,000/year × 2 = 2,000.</w:t>
+      </w:r>
+    </w:p>
+    <w:p>
+      <w:r>
+        <w:t xml:space="preserve">💎 PNC Pearl: "Ten percent of ten thousand is a thousand a year — two thousand in two."</w:t>
+      </w:r>
+    </w:p>
+    <w:p>
+      <w:r>
+        <w:t xml:space="preserve">Positive Marks: 1</w:t>
+      </w:r>
+    </w:p>
+    <w:p>
+      <w:r>
+        <w:t xml:space="preserve">Negative Marks: 0.25</w:t>
+      </w:r>
+    </w:p>
+    <w:p>
+      <w:r>
+        <w:t xml:space="preserve"/>
+      </w:r>
+    </w:p>
+    <w:p>
+      <w:r>
+        <w:t xml:space="preserve">Question: Which of the following is system software?</w:t>
+      </w:r>
+    </w:p>
+    <w:p>
+      <w:r>
+        <w:t xml:space="preserve">(a) Windows</w:t>
+      </w:r>
+    </w:p>
+    <w:p>
+      <w:r>
+        <w:t xml:space="preserve">(b) MS Word</w:t>
+      </w:r>
+    </w:p>
+    <w:p>
+      <w:r>
+        <w:t xml:space="preserve">(c) Excel</w:t>
+      </w:r>
+    </w:p>
+    <w:p>
+      <w:r>
+        <w:t xml:space="preserve">(d) PowerPoint</w:t>
+      </w:r>
+    </w:p>
+    <w:p>
+      <w:r>
+        <w:t xml:space="preserve">Answer: a</w:t>
+      </w:r>
+    </w:p>
+    <w:p>
+      <w:r>
+        <w:t xml:space="preserve">Solution: ✅ Correct Answer: a</w:t>
+      </w:r>
+    </w:p>
+    <w:p>
+      <w:r>
+        <w:t xml:space="preserve">🧠 Clinical Rationale: WINDOWS is an OPERATING SYSTEM (SYSTEM software) that manages the computer's hardware and provides a platform for applications. MS Word, Excel, and PowerPoint are APPLICATION software for specific tasks.</w:t>
+      </w:r>
+    </w:p>
+    <w:p>
+      <w:r>
+        <w:t xml:space="preserve">❌ Why Not Other Options?</w:t>
+      </w:r>
+    </w:p>
+    <w:p>
+      <w:r>
+        <w:t xml:space="preserve">(b) — MS Word is a word-processing application.</w:t>
+      </w:r>
+    </w:p>
+    <w:p>
+      <w:r>
+        <w:t xml:space="preserve">(c) — Excel is a spreadsheet application.</w:t>
+      </w:r>
+    </w:p>
+    <w:p>
+      <w:r>
+        <w:t xml:space="preserve">(d) — PowerPoint is a presentation application.</w:t>
+      </w:r>
+    </w:p>
+    <w:p>
+      <w:r>
+        <w:t xml:space="preserve">⚠️ Exam Trap: "System software = OS (Windows, Linux, macOS) + utilities; application software = Word, Excel, PowerPoint, browsers." The OS runs the machine; apps run on the OS.</w:t>
+      </w:r>
+    </w:p>
+    <w:p>
+      <w:r>
+        <w:t xml:space="preserve">💎 PNC Pearl: "Windows is the system stage; Office apps are the performers."</w:t>
+      </w:r>
+    </w:p>
+    <w:p>
+      <w:r>
+        <w:t xml:space="preserve">Positive Marks: 1</w:t>
+      </w:r>
+    </w:p>
+    <w:p>
+      <w:r>
+        <w:t xml:space="preserve">Negative Marks: 0.25</w:t>
+      </w:r>
+    </w:p>
+    <w:p>
+      <w:r>
+        <w:t xml:space="preserve"/>
+      </w:r>
+    </w:p>
+    <w:p>
+      <w:r>
+        <w:t xml:space="preserve">Question: The Indian National Flag was adopted on:</w:t>
+      </w:r>
+    </w:p>
+    <w:p>
+      <w:r>
+        <w:t xml:space="preserve">(a) 26 January 1950</w:t>
+      </w:r>
+    </w:p>
+    <w:p>
+      <w:r>
+        <w:t xml:space="preserve">(b) 22 July 1947</w:t>
+      </w:r>
+    </w:p>
+    <w:p>
+      <w:r>
+        <w:t xml:space="preserve">(c) 15 August 1947</w:t>
+      </w:r>
+    </w:p>
+    <w:p>
+      <w:r>
+        <w:t xml:space="preserve">(d) 2 October 1947</w:t>
+      </w:r>
+    </w:p>
+    <w:p>
+      <w:r>
+        <w:t xml:space="preserve">Answer: b</w:t>
+      </w:r>
+    </w:p>
+    <w:p>
+      <w:r>
+        <w:t xml:space="preserve">Solution: ✅ Correct Answer: b</w:t>
+      </w:r>
+    </w:p>
+    <w:p>
+      <w:r>
+        <w:t xml:space="preserve">🧠 Clinical Rationale: The Constituent Assembly adopted the TRICOLOR national flag on 22 JULY 1947. It features SAFFRON, WHITE, and GREEN bands with the ASHOKA CHAKRA in NAVY BLUE at the center.</w:t>
+      </w:r>
+    </w:p>
+    <w:p>
+      <w:r>
+        <w:t xml:space="preserve">❌ Why Not Other Options?</w:t>
+      </w:r>
+    </w:p>
+    <w:p>
+      <w:r>
+        <w:t xml:space="preserve">(a) — 26 January 1950 is when the Constitution came into force (Republic Day).</w:t>
+      </w:r>
+    </w:p>
+    <w:p>
+      <w:r>
+        <w:t xml:space="preserve">(c) — 15 August 1947 is Independence Day.</w:t>
+      </w:r>
+    </w:p>
+    <w:p>
+      <w:r>
+        <w:t xml:space="preserve">(d) — 2 October is Gandhi Jayanti.</w:t>
+      </w:r>
+    </w:p>
+    <w:p>
+      <w:r>
+        <w:t xml:space="preserve">⚠️ Exam Trap: "Flag adopted 22 July 1947; Constitution adopted 26 Nov 1949, enforced 26 Jan 1950." The flag's wheel = Ashoka Chakra (24 spokes) symbolizing dharma.</w:t>
+      </w:r>
+    </w:p>
+    <w:p>
+      <w:r>
+        <w:t xml:space="preserve">💎 PNC Pearl: "July 22, 1947 — the tricolor was born before Independence Day."</w:t>
+      </w:r>
+    </w:p>
+    <w:p>
+      <w:r>
+        <w:t xml:space="preserve">Positive Marks: 1</w:t>
+      </w:r>
+    </w:p>
+    <w:p>
+      <w:r>
+        <w:t xml:space="preserve">Negative Marks: 0.25</w:t>
+      </w:r>
+    </w:p>
+    <w:p>
+      <w:r>
+        <w:t xml:space="preserve"/>
+      </w:r>
+    </w:p>
+    <w:p>
+      <w:r>
+        <w:t xml:space="preserve">Question: If a bag contains 5 red and 7 blue balls, the probability of drawing a red ball is:</w:t>
+      </w:r>
+    </w:p>
+    <w:p>
+      <w:r>
+        <w:t xml:space="preserve">(a) 5/12</w:t>
+      </w:r>
+    </w:p>
+    <w:p>
+      <w:r>
+        <w:t xml:space="preserve">(b) 7/12</w:t>
+      </w:r>
+    </w:p>
+    <w:p>
+      <w:r>
+        <w:t xml:space="preserve">(c) 5/7</w:t>
+      </w:r>
+    </w:p>
+    <w:p>
+      <w:r>
+        <w:t xml:space="preserve">(d) 7/5</w:t>
+      </w:r>
+    </w:p>
+    <w:p>
+      <w:r>
+        <w:t xml:space="preserve">Answer: a</w:t>
+      </w:r>
+    </w:p>
+    <w:p>
+      <w:r>
+        <w:t xml:space="preserve">Solution: ✅ Correct Answer: a</w:t>
+      </w:r>
+    </w:p>
+    <w:p>
+      <w:r>
+        <w:t xml:space="preserve">🧠 Clinical Rationale: Total balls = 5 + 7 = 12. Probability of red = favorable outcomes ÷ total outcomes = 5 ÷ 12 = 5/12.</w:t>
+      </w:r>
+    </w:p>
+    <w:p>
+      <w:r>
+        <w:t xml:space="preserve">❌ Why Not Other Options?</w:t>
+      </w:r>
+    </w:p>
+    <w:p>
+      <w:r>
+        <w:t xml:space="preserve">(b) — 7/12 is the probability of drawing a BLUE ball.</w:t>
+      </w:r>
+    </w:p>
+    <w:p>
+      <w:r>
+        <w:t xml:space="preserve">(c) — 5/7 is the red-to-blue RATIO, not probability.</w:t>
+      </w:r>
+    </w:p>
+    <w:p>
+      <w:r>
+        <w:t xml:space="preserve">(d) — 7/5 is greater than 1 — impossible for a probability.</w:t>
+      </w:r>
+    </w:p>
+    <w:p>
+      <w:r>
+        <w:t xml:space="preserve">⚠️ Exam Trap: "Probability = favorable/total, always between 0 and 1." The 5/7 distractor is the ratio trap.</w:t>
+      </w:r>
+    </w:p>
+    <w:p>
+      <w:r>
+        <w:t xml:space="preserve">💎 PNC Pearl: "Five red out of twelve total — probability 5/12."</w:t>
+      </w:r>
+    </w:p>
+    <w:p>
+      <w:r>
+        <w:t xml:space="preserve">Positive Marks: 1</w:t>
+      </w:r>
+    </w:p>
+    <w:p>
+      <w:r>
+        <w:t xml:space="preserve">Negative Marks: 0.25</w:t>
+      </w:r>
+    </w:p>
+    <w:p>
+      <w:r>
+        <w:t xml:space="preserve"/>
+      </w:r>
+    </w:p>
+    <w:p>
+      <w:r>
+        <w:t xml:space="preserve">Question: The full form of "HTTP" is:</w:t>
+      </w:r>
+    </w:p>
+    <w:p>
+      <w:r>
+        <w:t xml:space="preserve">(a) HyperText Transfer Protocol</w:t>
+      </w:r>
+    </w:p>
+    <w:p>
+      <w:r>
+        <w:t xml:space="preserve">(b) HighText Transfer Protocol</w:t>
+      </w:r>
+    </w:p>
+    <w:p>
+      <w:r>
+        <w:t xml:space="preserve">(c) HyperText Transmission Process</w:t>
+      </w:r>
+    </w:p>
+    <w:p>
+      <w:r>
+        <w:t xml:space="preserve">(d) HyperTransfer Text Protocol</w:t>
+      </w:r>
+    </w:p>
+    <w:p>
+      <w:r>
+        <w:t xml:space="preserve">Answer: a</w:t>
+      </w:r>
+    </w:p>
+    <w:p>
+      <w:r>
+        <w:t xml:space="preserve">Solution: ✅ Correct Answer: a</w:t>
+      </w:r>
+    </w:p>
+    <w:p>
+      <w:r>
+        <w:t xml:space="preserve">🧠 Clinical Rationale: HTTP stands for HYPERTEXT TRANSFER PROTOCOL — the protocol used to transfer web pages over the internet. HTTPS adds ENCRYPTION (Secure).</w:t>
+      </w:r>
+    </w:p>
+    <w:p>
+      <w:r>
+        <w:t xml:space="preserve">❌ Why Not Other Options?</w:t>
+      </w:r>
+    </w:p>
+    <w:p>
+      <w:r>
+        <w:t xml:space="preserve">(b) — "HighText" is wrong wording.</w:t>
+      </w:r>
+    </w:p>
+    <w:p>
+      <w:r>
+        <w:t xml:space="preserve">(c) — "Transmission Process" is incorrect; it's Transfer Protocol.</w:t>
+      </w:r>
+    </w:p>
+    <w:p>
+      <w:r>
+        <w:t xml:space="preserve">(d) — "HyperTransfer Text" scrambles the words.</w:t>
+      </w:r>
+    </w:p>
+    <w:p>
+      <w:r>
+        <w:t xml:space="preserve">⚠️ Exam Trap: "HTTP = HyperText Transfer Protocol; HTTPS = HTTP Secure (encrypted — padlock in the browser)." Protocol vs markup: HTTP = protocol, HTML = markup language.</w:t>
+      </w:r>
+    </w:p>
+    <w:p>
+      <w:r>
+        <w:t xml:space="preserve">💎 PNC Pearl: "HTTP carries the web; HTTPS carries it in a locked box."</w:t>
+      </w:r>
+    </w:p>
+    <w:p>
+      <w:r>
+        <w:t xml:space="preserve">Positive Marks: 1</w:t>
+      </w:r>
+    </w:p>
+    <w:p>
+      <w:r>
+        <w:t xml:space="preserve">Negative Marks: 0.25</w:t>
+      </w:r>
+    </w:p>
+    <w:p>
+      <w:r>
+        <w:t xml:space="preserve"/>
+      </w:r>
+    </w:p>
+    <w:p>
+      <w:r>
+        <w:t xml:space="preserve">Question: The "Digital India" programme was launched in:</w:t>
+      </w:r>
+    </w:p>
+    <w:p>
+      <w:r>
+        <w:t xml:space="preserve">(a) 2010</w:t>
+      </w:r>
+    </w:p>
+    <w:p>
+      <w:r>
+        <w:t xml:space="preserve">(b) 2015</w:t>
+      </w:r>
+    </w:p>
+    <w:p>
+      <w:r>
+        <w:t xml:space="preserve">(c) 2018</w:t>
+      </w:r>
+    </w:p>
+    <w:p>
+      <w:r>
+        <w:t xml:space="preserve">(d) 2020</w:t>
+      </w:r>
+    </w:p>
+    <w:p>
+      <w:r>
+        <w:t xml:space="preserve">Answer: b</w:t>
+      </w:r>
+    </w:p>
+    <w:p>
+      <w:r>
+        <w:t xml:space="preserve">Solution: ✅ Correct Answer: b</w:t>
+      </w:r>
+    </w:p>
+    <w:p>
+      <w:r>
+        <w:t xml:space="preserve">🧠 Clinical Rationale: DIGITAL INDIA (launched 1 July 2015) aims to transform India into a DIGITALLY EMPOWERED society — digital infrastructure, e-governance, and digital literacy (the three pillars).</w:t>
+      </w:r>
+    </w:p>
+    <w:p>
+      <w:r>
+        <w:t xml:space="preserve">❌ Why Not Other Options?</w:t>
+      </w:r>
+    </w:p>
+    <w:p>
+      <w:r>
+        <w:t xml:space="preserve">(a) — 2010 is not the launch year.</w:t>
+      </w:r>
+    </w:p>
+    <w:p>
+      <w:r>
+        <w:t xml:space="preserve">(c) — 2018 saw the Ayushman Bharat launch.</w:t>
+      </w:r>
+    </w:p>
+    <w:p>
+      <w:r>
+        <w:t xml:space="preserve">(d) — 2020 saw the National Digital Health Mission.</w:t>
+      </w:r>
+    </w:p>
+    <w:p>
+      <w:r>
+        <w:t xml:space="preserve">⚠️ Exam Trap: "Digital India = 2015; Make in India = 2014; Swachh Bharat = 2014; Skill India = 2015." Digital India pillars: digital infrastructure, e-governance, digital literacy.</w:t>
+      </w:r>
+    </w:p>
+    <w:p>
+      <w:r>
+        <w:t xml:space="preserve">💎 PNC Pearl: "2015: Digital India — every citizen, one network."</w:t>
+      </w:r>
+    </w:p>
+    <w:p>
+      <w:r>
+        <w:t xml:space="preserve">Positive Marks: 1</w:t>
+      </w:r>
+    </w:p>
+    <w:p>
+      <w:r>
+        <w:t xml:space="preserve">Negative Marks: 0.25</w:t>
+      </w:r>
+    </w:p>
+    <w:p>
+      <w:r>
+        <w:t xml:space="preserve"/>
+      </w:r>
+    </w:p>
+    <w:p>
+      <w:r>
+        <w:t xml:space="preserve">Question: The sum of the angles of a triangle is:</w:t>
+      </w:r>
+    </w:p>
+    <w:p>
+      <w:r>
+        <w:t xml:space="preserve">(a) 90 degrees</w:t>
+      </w:r>
+    </w:p>
+    <w:p>
+      <w:r>
+        <w:t xml:space="preserve">(b) 180 degrees</w:t>
+      </w:r>
+    </w:p>
+    <w:p>
+      <w:r>
+        <w:t xml:space="preserve">(c) 270 degrees</w:t>
+      </w:r>
+    </w:p>
+    <w:p>
+      <w:r>
+        <w:t xml:space="preserve">(d) 360 degrees</w:t>
+      </w:r>
+    </w:p>
+    <w:p>
+      <w:r>
+        <w:t xml:space="preserve">Answer: b</w:t>
+      </w:r>
+    </w:p>
+    <w:p>
+      <w:r>
+        <w:t xml:space="preserve">Solution: ✅ Correct Answer: b</w:t>
+      </w:r>
+    </w:p>
+    <w:p>
+      <w:r>
+        <w:t xml:space="preserve">🧠 Clinical Rationale: The interior angles of a TRIANGLE always sum to 180 DEGREES. A QUADRILATERAL sums to 360 degrees.</w:t>
+      </w:r>
+    </w:p>
+    <w:p>
+      <w:r>
+        <w:t xml:space="preserve">❌ Why Not Other Options?</w:t>
+      </w:r>
+    </w:p>
+    <w:p>
+      <w:r>
+        <w:t xml:space="preserve">(a) — 90° is one right angle (or the two acute angles of a right triangle).</w:t>
+      </w:r>
+    </w:p>
+    <w:p>
+      <w:r>
+        <w:t xml:space="preserve">(c) — 270° is not a polygon angle sum.</w:t>
+      </w:r>
+    </w:p>
+    <w:p>
+      <w:r>
+        <w:t xml:space="preserve">(d) — 360° is the quadrilateral sum.</w:t>
+      </w:r>
+    </w:p>
+    <w:p>
+      <w:r>
+        <w:t xml:space="preserve">⚠️ Exam Trap: "Triangle = 180°; quadrilateral = 360°; pentagon = 540° (each +180° per side)." Also: equilateral triangle = three 60° angles.</w:t>
+      </w:r>
+    </w:p>
+    <w:p>
+      <w:r>
+        <w:t xml:space="preserve">💎 PNC Pearl: "Triangles total 180 — the shape's fixed budget."</w:t>
+      </w:r>
+    </w:p>
+    <w:p>
+      <w:r>
+        <w:t xml:space="preserve">Positive Marks: 1</w:t>
+      </w:r>
+    </w:p>
+    <w:p>
+      <w:r>
+        <w:t xml:space="preserve">Negative Marks: 0.25</w:t>
+      </w:r>
+    </w:p>
+    <w:p>
+      <w:r>
+        <w:t xml:space="preserve"/>
+      </w:r>
+    </w:p>
+    <w:p>
+      <w:r>
+        <w:t xml:space="preserve">Question: Which of the following is used to store large amounts of data permanently?</w:t>
+      </w:r>
+    </w:p>
+    <w:p>
+      <w:r>
+        <w:t xml:space="preserve">(a) ROM</w:t>
+      </w:r>
+    </w:p>
+    <w:p>
+      <w:r>
+        <w:t xml:space="preserve">(b) Hard disk</w:t>
+      </w:r>
+    </w:p>
+    <w:p>
+      <w:r>
+        <w:t xml:space="preserve">(c) RAM</w:t>
+      </w:r>
+    </w:p>
+    <w:p>
+      <w:r>
+        <w:t xml:space="preserve">(d) Cache</w:t>
+      </w:r>
+    </w:p>
+    <w:p>
+      <w:r>
+        <w:t xml:space="preserve">Answer: b</w:t>
+      </w:r>
+    </w:p>
+    <w:p>
+      <w:r>
+        <w:t xml:space="preserve">Solution: ✅ Correct Answer: b</w:t>
+      </w:r>
+    </w:p>
+    <w:p>
+      <w:r>
+        <w:t xml:space="preserve">🧠 Clinical Rationale: The HARD DISK stores LARGE volumes of data PERMANENTLY (non-volatile). ROM stores FIRMWARE permanently but in small amounts; RAM and CACHE are volatile and smaller.</w:t>
+      </w:r>
+    </w:p>
+    <w:p>
+      <w:r>
+        <w:t xml:space="preserve">❌ Why Not Other Options?</w:t>
+      </w:r>
+    </w:p>
+    <w:p>
+      <w:r>
+        <w:t xml:space="preserve">(a) — ROM is permanent but small (firmware only).</w:t>
+      </w:r>
+    </w:p>
+    <w:p>
+      <w:r>
+        <w:t xml:space="preserve">(c) — RAM is volatile and temporary.</w:t>
+      </w:r>
+    </w:p>
+    <w:p>
+      <w:r>
+        <w:t xml:space="preserve">(d) — Cache is small, fast, and volatile.</w:t>
+      </w:r>
+    </w:p>
+    <w:p>
+      <w:r>
+        <w:t xml:space="preserve">⚠️ Exam Trap: "Storage vs memory: hard disk/SSD = large permanent storage; RAM = temporary working memory; ROM = permanent but small (BIOS/firmware)."</w:t>
+      </w:r>
+    </w:p>
+    <w:p>
+      <w:r>
+        <w:t xml:space="preserve">💎 PNC Pearl: "The hard disk is the library; RAM is the reading table."</w:t>
+      </w:r>
+    </w:p>
+    <w:p>
+      <w:r>
+        <w:t xml:space="preserve">Positive Marks: 1</w:t>
+      </w:r>
+    </w:p>
+    <w:p>
+      <w:r>
+        <w:t xml:space="preserve">Negative Marks: 0.25</w:t>
+      </w:r>
+    </w:p>
+    <w:p>
+      <w:r>
+        <w:t xml:space="preserve"/>
+      </w:r>
+    </w:p>
+    <w:p>
+      <w:r>
+        <w:t xml:space="preserve">Question: The capital of India is:</w:t>
+      </w:r>
+    </w:p>
+    <w:p>
+      <w:r>
+        <w:t xml:space="preserve">(a) Mumbai</w:t>
+      </w:r>
+    </w:p>
+    <w:p>
+      <w:r>
+        <w:t xml:space="preserve">(b) New Delhi</w:t>
+      </w:r>
+    </w:p>
+    <w:p>
+      <w:r>
+        <w:t xml:space="preserve">(c) Kolkata</w:t>
+      </w:r>
+    </w:p>
+    <w:p>
+      <w:r>
+        <w:t xml:space="preserve">(d) Chennai</w:t>
+      </w:r>
+    </w:p>
+    <w:p>
+      <w:r>
+        <w:t xml:space="preserve">Answer: b</w:t>
+      </w:r>
+    </w:p>
+    <w:p>
+      <w:r>
+        <w:t xml:space="preserve">Solution: ✅ Correct Answer: b</w:t>
+      </w:r>
+    </w:p>
+    <w:p>
+      <w:r>
+        <w:t xml:space="preserve">🧠 Clinical Rationale: NEW DELHI is the CAPITAL of India, hosting the PARLIAMENT and RASHTRAPATI BHAVAN. MUMBAI is the FINANCIAL capital.</w:t>
+      </w:r>
+    </w:p>
+    <w:p>
+      <w:r>
+        <w:t xml:space="preserve">❌ Why Not Other Options?</w:t>
+      </w:r>
+    </w:p>
+    <w:p>
+      <w:r>
+        <w:t xml:space="preserve">(a) — Mumbai is the financial/commercial capital, not the political one.</w:t>
+      </w:r>
+    </w:p>
+    <w:p>
+      <w:r>
+        <w:t xml:space="preserve">(c) — Kolkata is a major city, not the capital.</w:t>
+      </w:r>
+    </w:p>
+    <w:p>
+      <w:r>
+        <w:t xml:space="preserve">(d) — Chennai is a major southern city.</w:t>
+      </w:r>
+    </w:p>
+    <w:p>
+      <w:r>
+        <w:t xml:space="preserve">⚠️ Exam Trap: "New Delhi = political capital; Mumbai = financial capital; also know state capitals (Mumbai = Maharashtra, Kolkata = West Bengal, Chennai = Tamil Nadu)."</w:t>
+      </w:r>
+    </w:p>
+    <w:p>
+      <w:r>
+        <w:t xml:space="preserve">💎 PNC Pearl: "New Delhi is the seat of Parliament — Mumbai holds the money."</w:t>
+      </w:r>
+    </w:p>
+    <w:p>
+      <w:r>
+        <w:t xml:space="preserve">Positive Marks: 1</w:t>
+      </w:r>
+    </w:p>
+    <w:p>
+      <w:r>
+        <w:t xml:space="preserve">Negative Marks: 0.25</w:t>
+      </w:r>
+    </w:p>
+    <w:p>
+      <w:r>
+        <w:t xml:space="preserve"/>
+      </w:r>
+    </w:p>
+    <w:p>
+      <w:r>
+        <w:t xml:space="preserve">Question: Find the next term: 1, 4, 9, 16, 25, ?</w:t>
+      </w:r>
+    </w:p>
+    <w:p>
+      <w:r>
+        <w:t xml:space="preserve">(a) 30</w:t>
+      </w:r>
+    </w:p>
+    <w:p>
+      <w:r>
+        <w:t xml:space="preserve">(b) 36</w:t>
+      </w:r>
+    </w:p>
+    <w:p>
+      <w:r>
+        <w:t xml:space="preserve">(c) 42</w:t>
+      </w:r>
+    </w:p>
+    <w:p>
+      <w:r>
+        <w:t xml:space="preserve">(d) 49</w:t>
+      </w:r>
+    </w:p>
+    <w:p>
+      <w:r>
+        <w:t xml:space="preserve">Answer: b</w:t>
+      </w:r>
+    </w:p>
+    <w:p>
+      <w:r>
+        <w:t xml:space="preserve">Solution: ✅ Correct Answer: b</w:t>
+      </w:r>
+    </w:p>
+    <w:p>
+      <w:r>
+        <w:t xml:space="preserve">🧠 Clinical Rationale: The sequence is PERFECT SQUARES: 1², 2², 3², 4², 5² → next = 6² = 36.</w:t>
+      </w:r>
+    </w:p>
+    <w:p>
+      <w:r>
+        <w:t xml:space="preserve">❌ Why Not Other Options?</w:t>
+      </w:r>
+    </w:p>
+    <w:p>
+      <w:r>
+        <w:t xml:space="preserve">(a) — 30 is not a square.</w:t>
+      </w:r>
+    </w:p>
+    <w:p>
+      <w:r>
+        <w:t xml:space="preserve">(c) — 42 is not a square.</w:t>
+      </w:r>
+    </w:p>
+    <w:p>
+      <w:r>
+        <w:t xml:space="preserve">(d) — 49 = 7², which skips 6² = 36.</w:t>
+      </w:r>
+    </w:p>
+    <w:p>
+      <w:r>
+        <w:t xml:space="preserve">⚠️ Exam Trap: "Spot the square pattern: 1, 4, 9, 16, 25, 36, 49 — memorize the first squares." Also differences are 3, 5, 7, 9, 11 (odd numbers increasing).</w:t>
+      </w:r>
+    </w:p>
+    <w:p>
+      <w:r>
+        <w:t xml:space="preserve">💎 PNC Pearl: "Squares marching: 1, 4, 9, 16, 25, 36."</w:t>
+      </w:r>
+    </w:p>
+    <w:p>
+      <w:r>
+        <w:t xml:space="preserve">Positive Marks: 1</w:t>
+      </w:r>
+    </w:p>
+    <w:p>
+      <w:r>
+        <w:t xml:space="preserve">Negative Marks: 0.25</w:t>
+      </w:r>
+    </w:p>
+    <w:p>
+      <w:r>
+        <w:t xml:space="preserve">Question: The perimeter of a rectangle with length 12 cm and breadth 8 cm is:</w:t>
+      </w:r>
+    </w:p>
+    <w:p>
+      <w:r>
+        <w:t xml:space="preserve">(a) 20 cm</w:t>
+      </w:r>
+    </w:p>
+    <w:p>
+      <w:r>
+        <w:t xml:space="preserve">(b) 40 cm</w:t>
+      </w:r>
+    </w:p>
+    <w:p>
+      <w:r>
+        <w:t xml:space="preserve">(c) 96 cm</w:t>
+      </w:r>
+    </w:p>
+    <w:p>
+      <w:r>
+        <w:t xml:space="preserve">(d) 48 cm</w:t>
+      </w:r>
+    </w:p>
+    <w:p>
+      <w:r>
+        <w:t xml:space="preserve">Answer: b</w:t>
+      </w:r>
+    </w:p>
+    <w:p>
+      <w:r>
+        <w:t xml:space="preserve">Solution: ✅ Correct Answer: b</w:t>
+      </w:r>
+    </w:p>
+    <w:p>
+      <w:r>
+        <w:t xml:space="preserve">🧠 Clinical Rationale: Perimeter = 2 × (length + breadth) = 2 × (12 + 8) = 2 × 20 = 40 cm. Perimeter is the total distance around the shape.</w:t>
+      </w:r>
+    </w:p>
+    <w:p>
+      <w:r>
+        <w:t xml:space="preserve">❌ Why Not Other Options?</w:t>
+      </w:r>
+    </w:p>
+    <w:p>
+      <w:r>
+        <w:t xml:space="preserve">(a) — 20 cm is the sum of length + breadth only (half the perimeter).</w:t>
+      </w:r>
+    </w:p>
+    <w:p>
+      <w:r>
+        <w:t xml:space="preserve">(c) — 96 cm is the AREA (12 × 8) — the classic trap.</w:t>
+      </w:r>
+    </w:p>
+    <w:p>
+      <w:r>
+        <w:t xml:space="preserve">(d) — 48 cm is 12 + 8 + 12 + 8 mis-added or 2×(12+12).</w:t>
+      </w:r>
+    </w:p>
+    <w:p>
+      <w:r>
+        <w:t xml:space="preserve">⚠️ Exam Trap: "Perimeter = 2(L+B); Area = L×B." Here area = 96 cm² and perimeter = 40 cm — the options deliberately include the area.</w:t>
+      </w:r>
+    </w:p>
+    <w:p>
+      <w:r>
+        <w:t xml:space="preserve">💎 PNC Pearl: "Around the rectangle is 2(L+B) — 40; inside it is L×B — 96."</w:t>
+      </w:r>
+    </w:p>
+    <w:p>
+      <w:r>
+        <w:t xml:space="preserve">Positive Marks: 1</w:t>
+      </w:r>
+    </w:p>
+    <w:p>
+      <w:r>
+        <w:t xml:space="preserve">Negative Marks: 0.25</w:t>
+      </w:r>
+    </w:p>
+    <w:p>
+      <w:r>
+        <w:t xml:space="preserve"/>
+      </w:r>
+    </w:p>
+    <w:p>
+      <w:r>
+        <w:t xml:space="preserve">Question: In a computer, "www" stands for:</w:t>
+      </w:r>
+    </w:p>
+    <w:p>
+      <w:r>
+        <w:t xml:space="preserve">(a) World Wide Web</w:t>
+      </w:r>
+    </w:p>
+    <w:p>
+      <w:r>
+        <w:t xml:space="preserve">(b) Wide World Web</w:t>
+      </w:r>
+    </w:p>
+    <w:p>
+      <w:r>
+        <w:t xml:space="preserve">(c) Web Wide World</w:t>
+      </w:r>
+    </w:p>
+    <w:p>
+      <w:r>
+        <w:t xml:space="preserve">(d) World Web Wide</w:t>
+      </w:r>
+    </w:p>
+    <w:p>
+      <w:r>
+        <w:t xml:space="preserve">Answer: a</w:t>
+      </w:r>
+    </w:p>
+    <w:p>
+      <w:r>
+        <w:t xml:space="preserve">Solution: ✅ Correct Answer: a</w:t>
+      </w:r>
+    </w:p>
+    <w:p>
+      <w:r>
+        <w:t xml:space="preserve">🧠 Clinical Rationale: WWW stands for WORLD WIDE WEB — the system of interlinked documents accessed over the internet using browsers.</w:t>
+      </w:r>
+    </w:p>
+    <w:p>
+      <w:r>
+        <w:t xml:space="preserve">❌ Why Not Other Options?</w:t>
+      </w:r>
+    </w:p>
+    <w:p>
+      <w:r>
+        <w:t xml:space="preserve">(b) — "Wide World Web" is the classic scrambled near-miss.</w:t>
+      </w:r>
+    </w:p>
+    <w:p>
+      <w:r>
+        <w:t xml:space="preserve">(c) — "Web Wide World" is incorrect ordering.</w:t>
+      </w:r>
+    </w:p>
+    <w:p>
+      <w:r>
+        <w:t xml:space="preserve">(d) — "World Web Wide" is wrong.</w:t>
+      </w:r>
+    </w:p>
+    <w:p>
+      <w:r>
+        <w:t xml:space="preserve">⚠️ Exam Trap: "WWW = World Wide Web; HTTP = HyperText Transfer Protocol; URL = Uniform Resource Locator." Full-form questions are one-liner favorites.</w:t>
+      </w:r>
+    </w:p>
+    <w:p>
+      <w:r>
+        <w:t xml:space="preserve">💎 PNC Pearl: "World Wide Web — three Ws, one global network."</w:t>
+      </w:r>
+    </w:p>
+    <w:p>
+      <w:r>
+        <w:t xml:space="preserve">Positive Marks: 1</w:t>
+      </w:r>
+    </w:p>
+    <w:p>
+      <w:r>
+        <w:t xml:space="preserve">Negative Marks: 0.25</w:t>
+      </w:r>
+    </w:p>
+    <w:p>
+      <w:r>
+        <w:t xml:space="preserve"/>
+      </w:r>
+    </w:p>
+    <w:p>
+      <w:r>
+        <w:t xml:space="preserve">Question: The Battle of Buxar was fought in the year:</w:t>
+      </w:r>
+    </w:p>
+    <w:p>
+      <w:r>
+        <w:t xml:space="preserve">(a) 1757</w:t>
+      </w:r>
+    </w:p>
+    <w:p>
+      <w:r>
+        <w:t xml:space="preserve">(b) 1764</w:t>
+      </w:r>
+    </w:p>
+    <w:p>
+      <w:r>
+        <w:t xml:space="preserve">(c) 1857</w:t>
+      </w:r>
+    </w:p>
+    <w:p>
+      <w:r>
+        <w:t xml:space="preserve">(d) 1526</w:t>
+      </w:r>
+    </w:p>
+    <w:p>
+      <w:r>
+        <w:t xml:space="preserve">Answer: b</w:t>
+      </w:r>
+    </w:p>
+    <w:p>
+      <w:r>
+        <w:t xml:space="preserve">Solution: ✅ Correct Answer: b</w:t>
+      </w:r>
+    </w:p>
+    <w:p>
+      <w:r>
+        <w:t xml:space="preserve">🧠 Clinical Rationale: The Battle of BUXAR (1764) — the British East India Company defeated the combined forces of MIR QASIM, SHUJA-UD-DAULAH, and SHAH ALAM II, consolidating British power in eastern India.</w:t>
+      </w:r>
+    </w:p>
+    <w:p>
+      <w:r>
+        <w:t xml:space="preserve">❌ Why Not Other Options?</w:t>
+      </w:r>
+    </w:p>
+    <w:p>
+      <w:r>
+        <w:t xml:space="preserve">(a) — 1757 is the Battle of Plassey (Siraj-ud-Daulah).</w:t>
+      </w:r>
+    </w:p>
+    <w:p>
+      <w:r>
+        <w:t xml:space="preserve">(c) — 1857 is the First War of Independence.</w:t>
+      </w:r>
+    </w:p>
+    <w:p>
+      <w:r>
+        <w:t xml:space="preserve">(d) — 1526 is the First Battle of Panipat (Babur).</w:t>
+      </w:r>
+    </w:p>
+    <w:p>
+      <w:r>
+        <w:t xml:space="preserve">⚠️ Exam Trap: "Plassey 1757 → Buxar 1764 — the two battles that built British rule in Bengal." Buxar gave the Company the Diwani (tax rights) of Bengal, Bihar, and Orissa.</w:t>
+      </w:r>
+    </w:p>
+    <w:p>
+      <w:r>
+        <w:t xml:space="preserve">💎 PNC Pearl: "Buxar '64 sealed the Diwani — the Company became the tax collector."</w:t>
+      </w:r>
+    </w:p>
+    <w:p>
+      <w:r>
+        <w:t xml:space="preserve">Positive Marks: 1</w:t>
+      </w:r>
+    </w:p>
+    <w:p>
+      <w:r>
+        <w:t xml:space="preserve">Negative Marks: 0.25</w:t>
+      </w:r>
+    </w:p>
+    <w:p>
+      <w:r>
+        <w:t xml:space="preserve"/>
+      </w:r>
+    </w:p>
+    <w:p>
+      <w:r>
+        <w:t xml:space="preserve">Question: If the cost price of 10 articles equals the selling price of 8 articles, the profit percentage is:</w:t>
+      </w:r>
+    </w:p>
+    <w:p>
+      <w:r>
+        <w:t xml:space="preserve">(a) 20%</w:t>
+      </w:r>
+    </w:p>
+    <w:p>
+      <w:r>
+        <w:t xml:space="preserve">(b) 25%</w:t>
+      </w:r>
+    </w:p>
+    <w:p>
+      <w:r>
+        <w:t xml:space="preserve">(c) 30%</w:t>
+      </w:r>
+    </w:p>
+    <w:p>
+      <w:r>
+        <w:t xml:space="preserve">(d) 40%</w:t>
+      </w:r>
+    </w:p>
+    <w:p>
+      <w:r>
+        <w:t xml:space="preserve">Answer: b</w:t>
+      </w:r>
+    </w:p>
+    <w:p>
+      <w:r>
+        <w:t xml:space="preserve">Solution: ✅ Correct Answer: b</w:t>
+      </w:r>
+    </w:p>
+    <w:p>
+      <w:r>
+        <w:t xml:space="preserve">🧠 Clinical Rationale: Let CP of 1 article = ₹1. CP of 10 = ₹10 = SP of 8. So SP of 1 = 10/8 = ₹1.25. Profit = 1.25 − 1 = 0.25 → Profit% = 0.25/1 × 100 = 25%.</w:t>
+      </w:r>
+    </w:p>
+    <w:p>
+      <w:r>
+        <w:t xml:space="preserve">❌ Why Not Other Options?</w:t>
+      </w:r>
+    </w:p>
+    <w:p>
+      <w:r>
+        <w:t xml:space="preserve">(a) — 20% would give SP of 8 = 9.6 units, not 10.</w:t>
+      </w:r>
+    </w:p>
+    <w:p>
+      <w:r>
+        <w:t xml:space="preserve">(c) — 30% would give SP of 8 = 10.4 units.</w:t>
+      </w:r>
+    </w:p>
+    <w:p>
+      <w:r>
+        <w:t xml:space="preserve">(d) — 40% would give SP of 8 = 11.2 units.</w:t>
+      </w:r>
+    </w:p>
+    <w:p>
+      <w:r>
+        <w:t xml:space="preserve">⚠️ Exam Trap: "CP of n = SP of m (n &gt; m) means PROFIT: Profit% = (n − m)/m × 100 = (10 − 8)/8 × 100 = 25%." The shortcut: fewer sold for the same money = profit.</w:t>
+      </w:r>
+    </w:p>
+    <w:p>
+      <w:r>
+        <w:t xml:space="preserve">💎 PNC Pearl: "Sell 8 for the cost of 10 — you pocket 25 percent."</w:t>
+      </w:r>
+    </w:p>
+    <w:p>
+      <w:r>
+        <w:t xml:space="preserve">Positive Marks: 1</w:t>
+      </w:r>
+    </w:p>
+    <w:p>
+      <w:r>
+        <w:t xml:space="preserve">Negative Marks: 0.25</w:t>
+      </w:r>
+    </w:p>
+    <w:p>
+      <w:r>
+        <w:t xml:space="preserve"/>
+      </w:r>
+    </w:p>
+    <w:p>
+      <w:r>
+        <w:t xml:space="preserve">Question: The smallest unit of data in a computer is:</w:t>
+      </w:r>
+    </w:p>
+    <w:p>
+      <w:r>
+        <w:t xml:space="preserve">(a) Byte</w:t>
+      </w:r>
+    </w:p>
+    <w:p>
+      <w:r>
+        <w:t xml:space="preserve">(b) Bit</w:t>
+      </w:r>
+    </w:p>
+    <w:p>
+      <w:r>
+        <w:t xml:space="preserve">(c) Nibble</w:t>
+      </w:r>
+    </w:p>
+    <w:p>
+      <w:r>
+        <w:t xml:space="preserve">(d) Kilobyte</w:t>
+      </w:r>
+    </w:p>
+    <w:p>
+      <w:r>
+        <w:t xml:space="preserve">Answer: b</w:t>
+      </w:r>
+    </w:p>
+    <w:p>
+      <w:r>
+        <w:t xml:space="preserve">Solution: ✅ Correct Answer: b</w:t>
+      </w:r>
+    </w:p>
+    <w:p>
+      <w:r>
+        <w:t xml:space="preserve">🧠 Clinical Rationale: A BIT (binary digit) is the SMALLEST unit of data — 0 or 1. 8 BITS = 1 BYTE; a NIBBLE is 4 bits.</w:t>
+      </w:r>
+    </w:p>
+    <w:p>
+      <w:r>
+        <w:t xml:space="preserve">❌ Why Not Other Options?</w:t>
+      </w:r>
+    </w:p>
+    <w:p>
+      <w:r>
+        <w:t xml:space="preserve">(a) — A byte is 8 bits — larger than a bit.</w:t>
+      </w:r>
+    </w:p>
+    <w:p>
+      <w:r>
+        <w:t xml:space="preserve">(c) — A nibble is 4 bits — still larger than one bit.</w:t>
+      </w:r>
+    </w:p>
+    <w:p>
+      <w:r>
+        <w:t xml:space="preserve">(d) — A kilobyte is 1,024 bytes.</w:t>
+      </w:r>
+    </w:p>
+    <w:p>
+      <w:r>
+        <w:t xml:space="preserve">⚠️ Exam Trap: "Data ladder: bit &lt; nibble (4 bits) &lt; byte (8 bits) &lt; KB &lt; MB &lt; GB &lt; TB." Bit = binary digit (0/1).</w:t>
+      </w:r>
+    </w:p>
+    <w:p>
+      <w:r>
+        <w:t xml:space="preserve">💎 PNC Pearl: "Bits are the 0s and 1s — the atoms of all data."</w:t>
+      </w:r>
+    </w:p>
+    <w:p>
+      <w:r>
+        <w:t xml:space="preserve">Positive Marks: 1</w:t>
+      </w:r>
+    </w:p>
+    <w:p>
+      <w:r>
+        <w:t xml:space="preserve">Negative Marks: 0.25</w:t>
+      </w:r>
+    </w:p>
+    <w:p>
+      <w:r>
+        <w:t xml:space="preserve"/>
+      </w:r>
+    </w:p>
+    <w:p>
+      <w:r>
+        <w:t xml:space="preserve">Question: The "Statue of Unity" is a statue of which leader?</w:t>
+      </w:r>
+    </w:p>
+    <w:p>
+      <w:r>
+        <w:t xml:space="preserve">(a) Sardar Vallabhbhai Patel</w:t>
+      </w:r>
+    </w:p>
+    <w:p>
+      <w:r>
+        <w:t xml:space="preserve">(b) Mahatma Gandhi</w:t>
+      </w:r>
+    </w:p>
+    <w:p>
+      <w:r>
+        <w:t xml:space="preserve">(c) Jawaharlal Nehru</w:t>
+      </w:r>
+    </w:p>
+    <w:p>
+      <w:r>
+        <w:t xml:space="preserve">(d) B.R. Ambedkar</w:t>
+      </w:r>
+    </w:p>
+    <w:p>
+      <w:r>
+        <w:t xml:space="preserve">Answer: a</w:t>
+      </w:r>
+    </w:p>
+    <w:p>
+      <w:r>
+        <w:t xml:space="preserve">Solution: ✅ Correct Answer: a</w:t>
+      </w:r>
+    </w:p>
+    <w:p>
+      <w:r>
+        <w:t xml:space="preserve">🧠 Clinical Rationale: The STATUE OF UNITY (182 m) in GUJARAT is the WORLD'S TALLEST statue, dedicated to SARDAR VALLABHBHAI PATEL — the "IRON MAN OF INDIA" — inaugurated in 2018.</w:t>
+      </w:r>
+    </w:p>
+    <w:p>
+      <w:r>
+        <w:t xml:space="preserve">❌ Why Not Other Options?</w:t>
+      </w:r>
+    </w:p>
+    <w:p>
+      <w:r>
+        <w:t xml:space="preserve">(b) — Gandhi statues exist worldwide but the Statue of Unity is Patel's.</w:t>
+      </w:r>
+    </w:p>
+    <w:p>
+      <w:r>
+        <w:t xml:space="preserve">(c) — Nehru's statue is not the Statue of Unity.</w:t>
+      </w:r>
+    </w:p>
+    <w:p>
+      <w:r>
+        <w:t xml:space="preserve">(d) — Ambedkar statues commemorate the Constitution architect.</w:t>
+      </w:r>
+    </w:p>
+    <w:p>
+      <w:r>
+        <w:t xml:space="preserve">⚠️ Exam Trap: "Statue of Unity = Sardar Patel (Gujarat, 182 m, world's tallest)." Patel = first Deputy PM and Home Minister, the 'Iron Man' who united the princely states.</w:t>
+      </w:r>
+    </w:p>
+    <w:p>
+      <w:r>
+        <w:t xml:space="preserve">💎 PNC Pearl: "The Iron Man stands 182 meters tall — Patel, the unifier of India."</w:t>
+      </w:r>
+    </w:p>
+    <w:p>
+      <w:r>
+        <w:t xml:space="preserve">Positive Marks: 1</w:t>
+      </w:r>
+    </w:p>
+    <w:p>
+      <w:r>
+        <w:t xml:space="preserve">Negative Marks: 0.25</w:t>
+      </w:r>
+    </w:p>
+    <w:p>
+      <w:r>
+        <w:t xml:space="preserve"/>
+      </w:r>
+    </w:p>
+    <w:p>
+      <w:r>
+        <w:t xml:space="preserve">Question: The value of 15% of 80 is:</w:t>
+      </w:r>
+    </w:p>
+    <w:p>
+      <w:r>
+        <w:t xml:space="preserve">(a) 10</w:t>
+      </w:r>
+    </w:p>
+    <w:p>
+      <w:r>
+        <w:t xml:space="preserve">(b) 12</w:t>
+      </w:r>
+    </w:p>
+    <w:p>
+      <w:r>
+        <w:t xml:space="preserve">(c) 15</w:t>
+      </w:r>
+    </w:p>
+    <w:p>
+      <w:r>
+        <w:t xml:space="preserve">(d) 18</w:t>
+      </w:r>
+    </w:p>
+    <w:p>
+      <w:r>
+        <w:t xml:space="preserve">Answer: b</w:t>
+      </w:r>
+    </w:p>
+    <w:p>
+      <w:r>
+        <w:t xml:space="preserve">Solution: ✅ Correct Answer: b</w:t>
+      </w:r>
+    </w:p>
+    <w:p>
+      <w:r>
+        <w:t xml:space="preserve">🧠 Clinical Rationale: 15% of 80 = (15/100) × 80 = 0.15 × 80 = 12. Alternatively: 10% of 80 = 8, 5% of 80 = 4, so 15% = 8 + 4 = 12.</w:t>
+      </w:r>
+    </w:p>
+    <w:p>
+      <w:r>
+        <w:t xml:space="preserve">❌ Why Not Other Options?</w:t>
+      </w:r>
+    </w:p>
+    <w:p>
+      <w:r>
+        <w:t xml:space="preserve">(a) — 10 is 12.5% of 80.</w:t>
+      </w:r>
+    </w:p>
+    <w:p>
+      <w:r>
+        <w:t xml:space="preserve">(c) — 15 is 18.75% of 80 (and equals the percent number — a trap).</w:t>
+      </w:r>
+    </w:p>
+    <w:p>
+      <w:r>
+        <w:t xml:space="preserve">(d) — 18 is 22.5% of 80.</w:t>
+      </w:r>
+    </w:p>
+    <w:p>
+      <w:r>
+        <w:t xml:space="preserve">⚠️ Exam Trap: "Percent of number: split into easy parts (10% + 5%)." The option 15 exists to trap those who confuse the percent with the answer.</w:t>
+      </w:r>
+    </w:p>
+    <w:p>
+      <w:r>
+        <w:t xml:space="preserve">💎 PNC Pearl: "Ten percent is 8, five percent is 4 — together, 12."</w:t>
+      </w:r>
+    </w:p>
+    <w:p>
+      <w:r>
+        <w:t xml:space="preserve">Positive Marks: 1</w:t>
+      </w:r>
+    </w:p>
+    <w:p>
+      <w:r>
+        <w:t xml:space="preserve">Negative Marks: 0.25</w:t>
+      </w:r>
+    </w:p>
+    <w:p>
+      <w:r>
+        <w:t xml:space="preserve"/>
+      </w:r>
+    </w:p>
+    <w:p>
+      <w:r>
+        <w:t xml:space="preserve">Question: Which key is used to delete the character to the left of the cursor?</w:t>
+      </w:r>
+    </w:p>
+    <w:p>
+      <w:r>
+        <w:t xml:space="preserve">(a) Delete</w:t>
+      </w:r>
+    </w:p>
+    <w:p>
+      <w:r>
+        <w:t xml:space="preserve">(b) Backspace</w:t>
+      </w:r>
+    </w:p>
+    <w:p>
+      <w:r>
+        <w:t xml:space="preserve">(c) Enter</w:t>
+      </w:r>
+    </w:p>
+    <w:p>
+      <w:r>
+        <w:t xml:space="preserve">(d) Shift</w:t>
+      </w:r>
+    </w:p>
+    <w:p>
+      <w:r>
+        <w:t xml:space="preserve">Answer: b</w:t>
+      </w:r>
+    </w:p>
+    <w:p>
+      <w:r>
+        <w:t xml:space="preserve">Solution: ✅ Correct Answer: b</w:t>
+      </w:r>
+    </w:p>
+    <w:p>
+      <w:r>
+        <w:t xml:space="preserve">🧠 Clinical Rationale: BACKSPACE deletes the character to the LEFT of the cursor. DELETE removes the character to the RIGHT. ENTER creates a new line; SHIFT is a modifier key.</w:t>
+      </w:r>
+    </w:p>
+    <w:p>
+      <w:r>
+        <w:t xml:space="preserve">❌ Why Not Other Options?</w:t>
+      </w:r>
+    </w:p>
+    <w:p>
+      <w:r>
+        <w:t xml:space="preserve">(a) — Delete removes the character to the RIGHT.</w:t>
+      </w:r>
+    </w:p>
+    <w:p>
+      <w:r>
+        <w:t xml:space="preserve">(c) — Enter starts a new line.</w:t>
+      </w:r>
+    </w:p>
+    <w:p>
+      <w:r>
+        <w:t xml:space="preserve">(d) — Shift modifies other keys (uppercase, symbols).</w:t>
+      </w:r>
+    </w:p>
+    <w:p>
+      <w:r>
+        <w:t xml:space="preserve">⚠️ Exam Trap: "Backspace = left; Delete = right." Memory hook: Backspace 'backs up' (leftward); Delete 'deletes forward' (rightward).</w:t>
+      </w:r>
+    </w:p>
+    <w:p>
+      <w:r>
+        <w:t xml:space="preserve">💎 PNC Pearl: "Backspace walks left, Delete eats right."</w:t>
+      </w:r>
+    </w:p>
+    <w:p>
+      <w:r>
+        <w:t xml:space="preserve">Positive Marks: 1</w:t>
+      </w:r>
+    </w:p>
+    <w:p>
+      <w:r>
+        <w:t xml:space="preserve">Negative Marks: 0.25</w:t>
+      </w:r>
+    </w:p>
+    <w:p>
+      <w:r>
+        <w:t xml:space="preserve"/>
+      </w:r>
+    </w:p>
+    <w:p>
+      <w:r>
+        <w:t xml:space="preserve">Question: The first Indian to win the Nobel Prize was:</w:t>
+      </w:r>
+    </w:p>
+    <w:p>
+      <w:r>
+        <w:t xml:space="preserve">(a) Rabindranath Tagore</w:t>
+      </w:r>
+    </w:p>
+    <w:p>
+      <w:r>
+        <w:t xml:space="preserve">(b) C.V. Raman</w:t>
+      </w:r>
+    </w:p>
+    <w:p>
+      <w:r>
+        <w:t xml:space="preserve">(c) Mother Teresa</w:t>
+      </w:r>
+    </w:p>
+    <w:p>
+      <w:r>
+        <w:t xml:space="preserve">(d) Amartya Sen</w:t>
+      </w:r>
+    </w:p>
+    <w:p>
+      <w:r>
+        <w:t xml:space="preserve">Answer: a</w:t>
+      </w:r>
+    </w:p>
+    <w:p>
+      <w:r>
+        <w:t xml:space="preserve">Solution: ✅ Correct Answer: a</w:t>
+      </w:r>
+    </w:p>
+    <w:p>
+      <w:r>
+        <w:t xml:space="preserve">🧠 Clinical Rationale: RABINDRANATH TAGORE won the NOBEL PRIZE IN LITERATURE in 1913 for GITANJALI — the FIRST Nobel for India. C.V. RAMAN (1930, Physics), MOTHER TERESA (1979, Peace), and AMARTYA SEN (1998, Economics) followed.</w:t>
+      </w:r>
+    </w:p>
+    <w:p>
+      <w:r>
+        <w:t xml:space="preserve">❌ Why Not Other Options?</w:t>
+      </w:r>
+    </w:p>
+    <w:p>
+      <w:r>
+        <w:t xml:space="preserve">(b) — C.V. Raman won in 1930 (Physics) — after Tagore.</w:t>
+      </w:r>
+    </w:p>
+    <w:p>
+      <w:r>
+        <w:t xml:space="preserve">(c) — Mother Teresa won in 1979 (Peace).</w:t>
+      </w:r>
+    </w:p>
+    <w:p>
+      <w:r>
+        <w:t xml:space="preserve">(d) — Amartya Sen won in 1998 (Economics).</w:t>
+      </w:r>
+    </w:p>
+    <w:p>
+      <w:r>
+        <w:t xml:space="preserve">⚠️ Exam Trap: "First Indian Nobel = Tagore (1913, Literature); first Indian SCIENTIST Nobel = C.V. Raman (1930, Physics); also know Abdus Salam (Physics 1979, born in Pakistan)."</w:t>
+      </w:r>
+    </w:p>
+    <w:p>
+      <w:r>
+        <w:t xml:space="preserve">💎 PNC Pearl: "Tagore's Gitanjali won 1913 — India's first Nobel laureate."</w:t>
+      </w:r>
+    </w:p>
+    <w:p>
+      <w:r>
+        <w:t xml:space="preserve">Positive Marks: 1</w:t>
+      </w:r>
+    </w:p>
+    <w:p>
+      <w:r>
+        <w:t xml:space="preserve">Negative Marks: 0.25</w:t>
+      </w:r>
+    </w:p>
+    <w:p>
+      <w:r>
+        <w:t xml:space="preserve"/>
+      </w:r>
+    </w:p>
+    <w:p>
+      <w:r>
+        <w:t xml:space="preserve">Question: If 2x + 5 = 17, then x equals:</w:t>
+      </w:r>
+    </w:p>
+    <w:p>
+      <w:r>
+        <w:t xml:space="preserve">(a) 4</w:t>
+      </w:r>
+    </w:p>
+    <w:p>
+      <w:r>
+        <w:t xml:space="preserve">(b) 5</w:t>
+      </w:r>
+    </w:p>
+    <w:p>
+      <w:r>
+        <w:t xml:space="preserve">(c) 6</w:t>
+      </w:r>
+    </w:p>
+    <w:p>
+      <w:r>
+        <w:t xml:space="preserve">(d) 7</w:t>
+      </w:r>
+    </w:p>
+    <w:p>
+      <w:r>
+        <w:t xml:space="preserve">Answer: c</w:t>
+      </w:r>
+    </w:p>
+    <w:p>
+      <w:r>
+        <w:t xml:space="preserve">Solution: ✅ Correct Answer: c</w:t>
+      </w:r>
+    </w:p>
+    <w:p>
+      <w:r>
+        <w:t xml:space="preserve">🧠 Clinical Rationale: 2x + 5 = 17 → subtract 5: 2x = 12 → divide by 2: x = 6. Check: 2(6) + 5 = 12 + 5 = 17 ✓.</w:t>
+      </w:r>
+    </w:p>
+    <w:p>
+      <w:r>
+        <w:t xml:space="preserve">❌ Why Not Other Options?</w:t>
+      </w:r>
+    </w:p>
+    <w:p>
+      <w:r>
+        <w:t xml:space="preserve">(a) — 2(4) + 5 = 13, not 17.</w:t>
+      </w:r>
+    </w:p>
+    <w:p>
+      <w:r>
+        <w:t xml:space="preserve">(b) — 2(5) + 5 = 15.</w:t>
+      </w:r>
+    </w:p>
+    <w:p>
+      <w:r>
+        <w:t xml:space="preserve">(d) — 2(7) + 5 = 19.</w:t>
+      </w:r>
+    </w:p>
+    <w:p>
+      <w:r>
+        <w:t xml:space="preserve">⚠️ Exam Trap: "Undo in reverse: subtract 5, then divide by 2." Verify by substitution — the 30-second check prevents silly errors.</w:t>
+      </w:r>
+    </w:p>
+    <w:p>
+      <w:r>
+        <w:t xml:space="preserve">💎 PNC Pearl: "Seventeen minus five is twelve, over two — x is 6."</w:t>
+      </w:r>
+    </w:p>
+    <w:p>
+      <w:r>
+        <w:t xml:space="preserve">Positive Marks: 1</w:t>
+      </w:r>
+    </w:p>
+    <w:p>
+      <w:r>
+        <w:t xml:space="preserve">Negative Marks: 0.25</w:t>
       </w:r>
     </w:p>
     <w:sectPr>
       <w:pgSz w:w="12240" w:h="15840"/>
-      <w:pgMar w:top="864" w:right="1008" w:bottom="864" w:left="1008" w:header="720" w:footer="720" w:gutter="0"/>
+      <w:pgMar w:top="1440" w:right="1800" w:bottom="1440" w:left="1800" w:header="720" w:footer="720" w:gutter="0"/>
       <w:cols w:space="720"/>
       <w:docGrid w:linePitch="360"/>
     </w:sectPr>
@@ -2535,10 +2065,6 @@
     <w:name w:val="Normal"/>
     <w:qFormat/>
     <w:rsid w:val="00FC693F"/>
-    <w:rPr>
-      <w:rFonts w:ascii="Calibri" w:hAnsi="Calibri"/>
-      <w:sz w:val="22"/>
-    </w:rPr>
   </w:style>
   <w:style w:type="paragraph" w:styleId="Header">
     <w:name w:val="header"/>
